--- a/courts/fourth-circuit/west-virginia/federal/bankruptcy-southern-district/adversary-complaint/usage/OUTPUT-adversary-complaint.docx
+++ b/courts/fourth-circuit/west-virginia/federal/bankruptcy-southern-district/adversary-complaint/usage/OUTPUT-adversary-complaint.docx
@@ -4,170 +4,496 @@
   <w:body>
     <w:p>
       <w:pPr>
-        <w:pStyle w:val="Centered"/>
-      </w:pPr>
-      <w:r>
-        <w:t xml:space="preserve">IN THE UNITED STATES BANKRUPTCY COURT</w:t>
-      </w:r>
-    </w:p>
-    <w:p>
-      <w:pPr>
-        <w:pStyle w:val="Centered"/>
-      </w:pPr>
-      <w:r>
-        <w:t xml:space="preserve">FOR THE SOUTHERN DISTRICT OF WEST VIRGINIA</w:t>
-      </w:r>
-    </w:p>
-    <w:p>
-      <w:pPr>
-        <w:pStyle w:val="Gap24"/>
-      </w:pPr>
+        <w:spacing w:before="0" w:after="0" w:line="276" w:lineRule="exact"/>
+        <w:ind w:left="0" w:firstLine="0"/>
+        <w:jc w:val="center"/>
+      </w:pPr>
+      <w:r>
+        <w:t xml:space="preserve">IN</w:t>
+      </w:r>
+      <w:r>
+        <w:t xml:space="preserve"> </w:t>
+      </w:r>
+      <w:r>
+        <w:t xml:space="preserve">THE</w:t>
+      </w:r>
+      <w:r>
+        <w:t xml:space="preserve"> </w:t>
+      </w:r>
+      <w:r>
+        <w:t xml:space="preserve">UNITED</w:t>
+      </w:r>
+      <w:r>
+        <w:t xml:space="preserve"> </w:t>
+      </w:r>
+      <w:r>
+        <w:t xml:space="preserve">STATES</w:t>
+      </w:r>
+      <w:r>
+        <w:t xml:space="preserve"> </w:t>
+      </w:r>
+      <w:r>
+        <w:t xml:space="preserve">BANKRUPTCY</w:t>
+      </w:r>
+      <w:r>
+        <w:t xml:space="preserve"> </w:t>
+      </w:r>
+      <w:r>
+        <w:t xml:space="preserve">COURT</w:t>
+      </w:r>
+    </w:p>
+    <w:p>
+      <w:pPr>
+        <w:spacing w:before="0" w:after="480" w:line="276" w:lineRule="exact"/>
+        <w:ind w:left="0" w:firstLine="0"/>
+        <w:jc w:val="center"/>
+      </w:pPr>
+      <w:r>
+        <w:t xml:space="preserve">FOR</w:t>
+      </w:r>
+      <w:r>
+        <w:t xml:space="preserve"> </w:t>
+      </w:r>
+      <w:r>
+        <w:t xml:space="preserve">THE</w:t>
+      </w:r>
+      <w:r>
+        <w:t xml:space="preserve"> </w:t>
+      </w:r>
+      <w:r>
+        <w:t xml:space="preserve">SOUTHERN</w:t>
+      </w:r>
+      <w:r>
+        <w:t xml:space="preserve"> </w:t>
+      </w:r>
+      <w:r>
+        <w:t xml:space="preserve">DISTRICT</w:t>
+      </w:r>
+      <w:r>
+        <w:t xml:space="preserve"> </w:t>
+      </w:r>
+      <w:r>
+        <w:t xml:space="preserve">OF</w:t>
+      </w:r>
+      <w:r>
+        <w:t xml:space="preserve"> </w:t>
+      </w:r>
+      <w:r>
+        <w:t xml:space="preserve">WEST</w:t>
+      </w:r>
+      <w:r>
+        <w:t xml:space="preserve"> </w:t>
+      </w:r>
+      <w:r>
+        <w:t xml:space="preserve">VIRGINIA</w:t>
+      </w:r>
     </w:p>
     <w:tbl>
       <w:tblPr>
-        <w:tblStyle w:val="Table"/>
-        <w:tblW w:type="pct" w:w="5000"/>
+        <w:tblW w:w="9360" w:type="dxa"/>
         <w:tblLayout w:type="fixed"/>
-        <w:tblLook w:firstRow="0" w:lastRow="0" w:firstColumn="0" w:lastColumn="0" w:noHBand="0" w:noVBand="0" w:val="0000"/>
+        <w:tblCellMar>
+          <w:top w:w="0" w:type="dxa"/>
+          <w:left w:w="0" w:type="dxa"/>
+          <w:bottom w:w="0" w:type="dxa"/>
+          <w:right w:w="0" w:type="dxa"/>
+        </w:tblCellMar>
+        <w:tblLook w:val="0000" w:firstRow="0" w:lastRow="0" w:firstColumn="0" w:lastColumn="0" w:noHBand="0" w:noVBand="0"/>
       </w:tblPr>
       <w:tblGrid>
-        <w:gridCol w:w="3960"/>
-        <w:gridCol w:w="3960"/>
+        <w:gridCol w:w="4680"/>
+        <w:gridCol w:w="4680"/>
       </w:tblGrid>
       <w:tr>
         <w:tc>
-          <w:tcPr/>
+          <w:tcPr>
+            <w:tcW w:w="4680" w:type="dxa"/>
+            <w:tcBorders>
+              <w:bottom w:val="single" w:sz="6" w:space="0" w:color="000000"/>
+              <w:right w:val="single" w:sz="6" w:space="0" w:color="000000"/>
+            </w:tcBorders>
+            <w:tcMar>
+              <w:right w:w="288" w:type="dxa"/>
+            </w:tcMar>
+          </w:tcPr>
           <w:p>
             <w:pPr>
-              <w:pStyle w:val="CaptionLeft"/>
+              <w:spacing w:before="0" w:after="0" w:line="276" w:lineRule="exact"/>
+              <w:ind w:left="0" w:firstLine="0"/>
+              <w:jc w:val="left"/>
             </w:pPr>
             <w:r>
-              <w:t xml:space="preserve">In re:</w:t>
+              <w:t xml:space="preserve">In</w:t>
+            </w:r>
+            <w:r>
+              <w:t xml:space="preserve"> </w:t>
+            </w:r>
+            <w:r>
+              <w:t xml:space="preserve">re:</w:t>
             </w:r>
           </w:p>
           <w:p>
             <w:pPr>
-              <w:pStyle w:val="CaptionLeft"/>
+              <w:spacing w:before="0" w:after="0" w:line="276" w:lineRule="exact"/>
+              <w:ind w:left="0" w:firstLine="0"/>
+              <w:jc w:val="left"/>
             </w:pPr>
             <w:r>
-              <w:t xml:space="preserve">BLACKJEWEL, L.L.C., et al.,</w:t>
+              <w:t xml:space="preserve">BLACKJEWEL,</w:t>
+            </w:r>
+            <w:r>
+              <w:t xml:space="preserve"> </w:t>
+            </w:r>
+            <w:r>
+              <w:t xml:space="preserve">L.L.C.,</w:t>
+            </w:r>
+            <w:r>
+              <w:t xml:space="preserve"> </w:t>
+            </w:r>
+            <w:r>
+              <w:t xml:space="preserve">et</w:t>
+            </w:r>
+            <w:r>
+              <w:t xml:space="preserve"> </w:t>
+            </w:r>
+            <w:r>
+              <w:t xml:space="preserve">al.,</w:t>
             </w:r>
           </w:p>
           <w:p>
             <w:pPr>
-              <w:pStyle w:val="CaptionIndent18"/>
+              <w:spacing w:before="0" w:after="0" w:line="276" w:lineRule="exact"/>
+              <w:ind w:left="2592" w:firstLine="0"/>
+              <w:jc w:val="left"/>
             </w:pPr>
             <w:r>
               <w:t xml:space="preserve">Debtors.</w:t>
             </w:r>
             <w:r>
               <w:rPr>
-                <w:rStyle w:val="FootnoteReference"/>
+                <w:vertAlign w:val="superscript"/>
               </w:rPr>
-              <w:footnoteReference w:id="109"/>
+              <w:t>*</w:t>
             </w:r>
           </w:p>
           <w:p>
             <w:pPr>
-              <w:pStyle w:val="CaptionGap"/>
+              <w:spacing w:before="240" w:after="0" w:line="276" w:lineRule="exact"/>
+              <w:ind w:left="0" w:firstLine="0"/>
+              <w:jc w:val="left"/>
             </w:pPr>
+            <w:r>
+              <w:t xml:space="preserve">Shawn</w:t>
+            </w:r>
+            <w:r>
+              <w:t xml:space="preserve"> </w:t>
+            </w:r>
+            <w:r>
+              <w:t xml:space="preserve">Abner,</w:t>
+            </w:r>
+            <w:r>
+              <w:t xml:space="preserve"> </w:t>
+            </w:r>
+            <w:r>
+              <w:t xml:space="preserve">Jacob</w:t>
+            </w:r>
+            <w:r>
+              <w:t xml:space="preserve"> </w:t>
+            </w:r>
+            <w:r>
+              <w:t xml:space="preserve">Helton,</w:t>
+            </w:r>
+            <w:r>
+              <w:t xml:space="preserve"> </w:t>
+            </w:r>
+            <w:r>
+              <w:t xml:space="preserve">Billy</w:t>
+            </w:r>
+            <w:r>
+              <w:t xml:space="preserve"> </w:t>
+            </w:r>
+            <w:r>
+              <w:t xml:space="preserve">Hatton,</w:t>
+            </w:r>
+            <w:r>
+              <w:t xml:space="preserve"> </w:t>
+            </w:r>
+            <w:r>
+              <w:t xml:space="preserve">individually</w:t>
+            </w:r>
+            <w:r>
+              <w:t xml:space="preserve"> </w:t>
+            </w:r>
+            <w:r>
+              <w:t xml:space="preserve">and</w:t>
+            </w:r>
+            <w:r>
+              <w:t xml:space="preserve"> </w:t>
+            </w:r>
+            <w:r>
+              <w:t xml:space="preserve">on</w:t>
+            </w:r>
+            <w:r>
+              <w:t xml:space="preserve"> </w:t>
+            </w:r>
+            <w:r>
+              <w:t xml:space="preserve">behalf</w:t>
+            </w:r>
+            <w:r>
+              <w:t xml:space="preserve"> </w:t>
+            </w:r>
+            <w:r>
+              <w:t xml:space="preserve">of</w:t>
+            </w:r>
+            <w:r>
+              <w:t xml:space="preserve"> </w:t>
+            </w:r>
+            <w:r>
+              <w:t xml:space="preserve">others</w:t>
+            </w:r>
+            <w:r>
+              <w:t xml:space="preserve"> </w:t>
+            </w:r>
+            <w:r>
+              <w:t xml:space="preserve">similarly</w:t>
+            </w:r>
+            <w:r>
+              <w:t xml:space="preserve"> </w:t>
+            </w:r>
+            <w:r>
+              <w:t xml:space="preserve">situated,</w:t>
+            </w:r>
           </w:p>
           <w:p>
             <w:pPr>
-              <w:pStyle w:val="CaptionLeft"/>
+              <w:spacing w:before="0" w:after="0" w:line="276" w:lineRule="exact"/>
+              <w:ind w:left="2592" w:firstLine="0"/>
+              <w:jc w:val="left"/>
             </w:pPr>
             <w:r>
-              <w:t xml:space="preserve">Shawn Abner, Jacob Helton, Billy Hatton, individually and on behalf of others similarly situated,</w:t>
+              <w:t xml:space="preserve">Plaintiffs,</w:t>
             </w:r>
           </w:p>
           <w:p>
             <w:pPr>
-              <w:pStyle w:val="CaptionIndent18"/>
+              <w:spacing w:before="240" w:after="240" w:line="276" w:lineRule="exact"/>
+              <w:ind w:left="1728" w:firstLine="0"/>
+              <w:jc w:val="left"/>
             </w:pPr>
             <w:r>
-              <w:t xml:space="preserve">Plaintiffs,</w:t>
+              <w:t xml:space="preserve">v.</w:t>
             </w:r>
           </w:p>
           <w:p>
             <w:pPr>
-              <w:pStyle w:val="CaptionGap"/>
+              <w:spacing w:before="0" w:after="0" w:line="276" w:lineRule="exact"/>
+              <w:ind w:left="0" w:firstLine="0"/>
+              <w:jc w:val="left"/>
             </w:pPr>
+            <w:r>
+              <w:t xml:space="preserve">Blackjewel,</w:t>
+            </w:r>
+            <w:r>
+              <w:t xml:space="preserve"> </w:t>
+            </w:r>
+            <w:r>
+              <w:t xml:space="preserve">L.L.C.,</w:t>
+            </w:r>
+            <w:r>
+              <w:t xml:space="preserve"> </w:t>
+            </w:r>
+            <w:r>
+              <w:t xml:space="preserve">Revelation</w:t>
+            </w:r>
+            <w:r>
+              <w:t xml:space="preserve"> </w:t>
+            </w:r>
+            <w:r>
+              <w:t xml:space="preserve">Energy,</w:t>
+            </w:r>
+            <w:r>
+              <w:t xml:space="preserve"> </w:t>
+            </w:r>
+            <w:r>
+              <w:t xml:space="preserve">LLC,</w:t>
+            </w:r>
+            <w:r>
+              <w:t xml:space="preserve"> </w:t>
+            </w:r>
+            <w:r>
+              <w:t xml:space="preserve">Lexington</w:t>
+            </w:r>
+            <w:r>
+              <w:t xml:space="preserve"> </w:t>
+            </w:r>
+            <w:r>
+              <w:t xml:space="preserve">Coal</w:t>
+            </w:r>
+            <w:r>
+              <w:t xml:space="preserve"> </w:t>
+            </w:r>
+            <w:r>
+              <w:t xml:space="preserve">Co.,</w:t>
+            </w:r>
+            <w:r>
+              <w:t xml:space="preserve"> </w:t>
+            </w:r>
+            <w:r>
+              <w:t xml:space="preserve">LLC,</w:t>
+            </w:r>
+            <w:r>
+              <w:t xml:space="preserve"> </w:t>
+            </w:r>
+            <w:r>
+              <w:t xml:space="preserve">Jeff</w:t>
+            </w:r>
+            <w:r>
+              <w:t xml:space="preserve"> </w:t>
+            </w:r>
+            <w:r>
+              <w:t xml:space="preserve">Hoops,</w:t>
+            </w:r>
+            <w:r>
+              <w:t xml:space="preserve"> </w:t>
+            </w:r>
+            <w:r>
+              <w:t xml:space="preserve">Sr.,</w:t>
+            </w:r>
+            <w:r>
+              <w:t xml:space="preserve"> </w:t>
+            </w:r>
+            <w:r>
+              <w:t xml:space="preserve">Jeffers</w:t>
+            </w:r>
+            <w:r>
+              <w:t xml:space="preserve"> </w:t>
+            </w:r>
+            <w:r>
+              <w:t xml:space="preserve">A.</w:t>
+            </w:r>
+            <w:r>
+              <w:t xml:space="preserve"> </w:t>
+            </w:r>
+            <w:r>
+              <w:t xml:space="preserve">Hoops,</w:t>
+            </w:r>
+            <w:r>
+              <w:t xml:space="preserve"> </w:t>
+            </w:r>
+            <w:r>
+              <w:t xml:space="preserve">II</w:t>
+            </w:r>
           </w:p>
           <w:p>
             <w:pPr>
-              <w:pStyle w:val="CaptionIndent12"/>
+              <w:spacing w:before="0" w:after="240" w:line="276" w:lineRule="exact"/>
+              <w:ind w:left="2592" w:firstLine="0"/>
+              <w:jc w:val="left"/>
             </w:pPr>
             <w:r>
-              <w:t xml:space="preserve">v.</w:t>
+              <w:t xml:space="preserve">Defendants.</w:t>
+            </w:r>
+          </w:p>
+        </w:tc>
+        <w:tc>
+          <w:tcPr>
+            <w:tcW w:w="4680" w:type="dxa"/>
+            <w:tcMar>
+              <w:left w:w="288" w:type="dxa"/>
+            </w:tcMar>
+          </w:tcPr>
+          <w:p>
+            <w:pPr>
+              <w:spacing w:before="0" w:after="0" w:line="276" w:lineRule="exact"/>
+              <w:ind w:left="0" w:firstLine="0"/>
+              <w:jc w:val="left"/>
+            </w:pPr>
+            <w:r>
+              <w:t xml:space="preserve">Chapter</w:t>
+            </w:r>
+            <w:r>
+              <w:t xml:space="preserve"> </w:t>
+            </w:r>
+            <w:r>
+              <w:t xml:space="preserve">11</w:t>
             </w:r>
           </w:p>
           <w:p>
             <w:pPr>
-              <w:pStyle w:val="CaptionGap"/>
+              <w:spacing w:before="0" w:after="0" w:line="276" w:lineRule="exact"/>
+              <w:ind w:left="0" w:firstLine="0"/>
+              <w:jc w:val="left"/>
             </w:pPr>
+            <w:r>
+              <w:t xml:space="preserve">Case</w:t>
+            </w:r>
+            <w:r>
+              <w:t xml:space="preserve"> </w:t>
+            </w:r>
+            <w:r>
+              <w:t xml:space="preserve">No.</w:t>
+            </w:r>
+            <w:r>
+              <w:t xml:space="preserve"> </w:t>
+            </w:r>
+            <w:r>
+              <w:t xml:space="preserve">19</w:t>
+              <w:noBreakHyphen/>
+              <w:t xml:space="preserve">30289</w:t>
+            </w:r>
           </w:p>
           <w:p>
             <w:pPr>
-              <w:pStyle w:val="CaptionLeft"/>
+              <w:spacing w:before="0" w:after="0" w:line="276" w:lineRule="exact"/>
+              <w:ind w:left="0" w:firstLine="0"/>
+              <w:jc w:val="left"/>
             </w:pPr>
             <w:r>
-              <w:t xml:space="preserve">Blackjewel, L.L.C., Revelation Energy, LLC, Lexington Coal Co., LLC, Jeff Hoops, Sr., Jeffers A. Hoops, II</w:t>
+              <w:t xml:space="preserve">(Joint</w:t>
+            </w:r>
+            <w:r>
+              <w:t xml:space="preserve"> </w:t>
+            </w:r>
+            <w:r>
+              <w:t xml:space="preserve">Administration</w:t>
+            </w:r>
+            <w:r>
+              <w:t xml:space="preserve"> </w:t>
+            </w:r>
+            <w:r>
+              <w:t xml:space="preserve">Requested)</w:t>
             </w:r>
           </w:p>
           <w:p>
             <w:pPr>
-              <w:pStyle w:val="CaptionIndent18"/>
+              <w:spacing w:before="0" w:after="0" w:line="276" w:lineRule="exact"/>
+              <w:ind w:left="0" w:firstLine="0"/>
+              <w:jc w:val="left"/>
             </w:pPr>
             <w:r>
-              <w:t xml:space="preserve">Defendants.</w:t>
+              <w:t xml:space="preserve">Adversary</w:t>
+            </w:r>
+            <w:r>
+              <w:t xml:space="preserve"> </w:t>
+            </w:r>
+            <w:r>
+              <w:t xml:space="preserve">Proceeding</w:t>
             </w:r>
           </w:p>
           <w:p>
             <w:pPr>
-              <w:pStyle w:val="CaptionEnd"/>
+              <w:spacing w:before="0" w:after="0" w:line="276" w:lineRule="exact"/>
+              <w:ind w:left="0" w:firstLine="0"/>
+              <w:jc w:val="left"/>
             </w:pPr>
-          </w:p>
-        </w:tc>
-        <w:tc>
-          <w:tcPr/>
-          <w:p>
-            <w:pPr>
-              <w:pStyle w:val="CaptionRight"/>
-            </w:pPr>
-            <w:r>
-              <w:t xml:space="preserve">Chapter 11</w:t>
-            </w:r>
-          </w:p>
-          <w:p>
-            <w:pPr>
-              <w:pStyle w:val="CaptionRight"/>
-            </w:pPr>
-            <w:r>
-              <w:t xml:space="preserve">Case No. 19-30289</w:t>
-            </w:r>
-          </w:p>
-          <w:p>
-            <w:pPr>
-              <w:pStyle w:val="CaptionRight"/>
-            </w:pPr>
-            <w:r>
-              <w:t xml:space="preserve">(Joint Administration Requested)</w:t>
-            </w:r>
-          </w:p>
-          <w:p>
-            <w:pPr>
-              <w:pStyle w:val="CaptionRight"/>
-            </w:pPr>
-            <w:r>
-              <w:t xml:space="preserve">Adversary Proceeding</w:t>
-            </w:r>
-          </w:p>
-          <w:p>
-            <w:pPr>
-              <w:pStyle w:val="CaptionRight"/>
-            </w:pPr>
-            <w:r>
-              <w:t xml:space="preserve">No. ____________________</w:t>
+            <w:r>
+              <w:t xml:space="preserve">No.</w:t>
+            </w:r>
+            <w:r>
+              <w:t xml:space="preserve"> </w:t>
+            </w:r>
+            <w:r>
+              <w:t xml:space="preserve">____________________</w:t>
             </w:r>
           </w:p>
         </w:tc>
@@ -175,28 +501,913 @@
     </w:tbl>
     <w:p>
       <w:pPr>
-        <w:pStyle w:val="Gap24"/>
-      </w:pPr>
-    </w:p>
-    <w:p>
-      <w:pPr>
-        <w:pStyle w:val="DocTitle"/>
-      </w:pPr>
-      <w:r>
-        <w:t xml:space="preserve">CLASS ACTION ADVERSARY PROCEEDING COMPLAINT</w:t>
-      </w:r>
-    </w:p>
-    <w:p>
-      <w:pPr>
-        <w:pStyle w:val="Gap12"/>
-      </w:pPr>
-    </w:p>
-    <w:p>
-      <w:pPr>
-        <w:pStyle w:val="FirstParagraph"/>
-      </w:pPr>
-      <w:r>
-        <w:t xml:space="preserve">The Plaintiffs, individually and on behalf of others similarly situated, by and through the undersigned counsel, bring this action arising out of violations of the West Virginia Wage Payment and Collection Act, W. Va. Code § 21-4-1</w:t>
+        <w:spacing w:before="120" w:after="0" w:line="230" w:lineRule="exact"/>
+        <w:ind w:left="0" w:firstLine="0"/>
+        <w:jc w:val="left"/>
+      </w:pPr>
+      <w:r>
+        <w:rPr>
+          <w:sz w:val="20"/>
+          <w:szCs w:val="20"/>
+        </w:rPr>
+        <w:t xml:space="preserve">* </w:t>
+      </w:r>
+      <w:r>
+        <w:rPr>
+          <w:sz w:val="20"/>
+          <w:szCs w:val="20"/>
+        </w:rPr>
+        <w:t xml:space="preserve">The</w:t>
+      </w:r>
+      <w:r>
+        <w:rPr>
+          <w:sz w:val="20"/>
+          <w:szCs w:val="20"/>
+        </w:rPr>
+        <w:t xml:space="preserve"> </w:t>
+      </w:r>
+      <w:r>
+        <w:rPr>
+          <w:sz w:val="20"/>
+          <w:szCs w:val="20"/>
+        </w:rPr>
+        <w:t xml:space="preserve">debtors</w:t>
+      </w:r>
+      <w:r>
+        <w:rPr>
+          <w:sz w:val="20"/>
+          <w:szCs w:val="20"/>
+        </w:rPr>
+        <w:t xml:space="preserve"> </w:t>
+      </w:r>
+      <w:r>
+        <w:rPr>
+          <w:sz w:val="20"/>
+          <w:szCs w:val="20"/>
+        </w:rPr>
+        <w:t xml:space="preserve">in</w:t>
+      </w:r>
+      <w:r>
+        <w:rPr>
+          <w:sz w:val="20"/>
+          <w:szCs w:val="20"/>
+        </w:rPr>
+        <w:t xml:space="preserve"> </w:t>
+      </w:r>
+      <w:r>
+        <w:rPr>
+          <w:sz w:val="20"/>
+          <w:szCs w:val="20"/>
+        </w:rPr>
+        <w:t xml:space="preserve">the</w:t>
+      </w:r>
+      <w:r>
+        <w:rPr>
+          <w:sz w:val="20"/>
+          <w:szCs w:val="20"/>
+        </w:rPr>
+        <w:t xml:space="preserve"> </w:t>
+      </w:r>
+      <w:r>
+        <w:rPr>
+          <w:sz w:val="20"/>
+          <w:szCs w:val="20"/>
+        </w:rPr>
+        <w:t xml:space="preserve">above-captioned</w:t>
+      </w:r>
+      <w:r>
+        <w:rPr>
+          <w:sz w:val="20"/>
+          <w:szCs w:val="20"/>
+        </w:rPr>
+        <w:t xml:space="preserve"> </w:t>
+      </w:r>
+      <w:r>
+        <w:rPr>
+          <w:sz w:val="20"/>
+          <w:szCs w:val="20"/>
+        </w:rPr>
+        <w:t xml:space="preserve">chapter</w:t>
+      </w:r>
+      <w:r>
+        <w:rPr>
+          <w:sz w:val="20"/>
+          <w:szCs w:val="20"/>
+        </w:rPr>
+        <w:t xml:space="preserve"> </w:t>
+      </w:r>
+      <w:r>
+        <w:rPr>
+          <w:sz w:val="20"/>
+          <w:szCs w:val="20"/>
+        </w:rPr>
+        <w:t xml:space="preserve">11</w:t>
+      </w:r>
+      <w:r>
+        <w:rPr>
+          <w:sz w:val="20"/>
+          <w:szCs w:val="20"/>
+        </w:rPr>
+        <w:t xml:space="preserve"> </w:t>
+      </w:r>
+      <w:r>
+        <w:rPr>
+          <w:sz w:val="20"/>
+          <w:szCs w:val="20"/>
+        </w:rPr>
+        <w:t xml:space="preserve">cases</w:t>
+      </w:r>
+      <w:r>
+        <w:rPr>
+          <w:sz w:val="20"/>
+          <w:szCs w:val="20"/>
+        </w:rPr>
+        <w:t xml:space="preserve"> </w:t>
+      </w:r>
+      <w:r>
+        <w:rPr>
+          <w:sz w:val="20"/>
+          <w:szCs w:val="20"/>
+        </w:rPr>
+        <w:t xml:space="preserve">and</w:t>
+      </w:r>
+      <w:r>
+        <w:rPr>
+          <w:sz w:val="20"/>
+          <w:szCs w:val="20"/>
+        </w:rPr>
+        <w:t xml:space="preserve"> </w:t>
+      </w:r>
+      <w:r>
+        <w:rPr>
+          <w:sz w:val="20"/>
+          <w:szCs w:val="20"/>
+        </w:rPr>
+        <w:t xml:space="preserve">the</w:t>
+      </w:r>
+      <w:r>
+        <w:rPr>
+          <w:sz w:val="20"/>
+          <w:szCs w:val="20"/>
+        </w:rPr>
+        <w:t xml:space="preserve"> </w:t>
+      </w:r>
+      <w:r>
+        <w:rPr>
+          <w:sz w:val="20"/>
+          <w:szCs w:val="20"/>
+        </w:rPr>
+        <w:t xml:space="preserve">last</w:t>
+      </w:r>
+      <w:r>
+        <w:rPr>
+          <w:sz w:val="20"/>
+          <w:szCs w:val="20"/>
+        </w:rPr>
+        <w:t xml:space="preserve"> </w:t>
+      </w:r>
+      <w:r>
+        <w:rPr>
+          <w:sz w:val="20"/>
+          <w:szCs w:val="20"/>
+        </w:rPr>
+        <w:t xml:space="preserve">four</w:t>
+      </w:r>
+      <w:r>
+        <w:rPr>
+          <w:sz w:val="20"/>
+          <w:szCs w:val="20"/>
+        </w:rPr>
+        <w:t xml:space="preserve"> </w:t>
+      </w:r>
+      <w:r>
+        <w:rPr>
+          <w:sz w:val="20"/>
+          <w:szCs w:val="20"/>
+        </w:rPr>
+        <w:t xml:space="preserve">digits</w:t>
+      </w:r>
+      <w:r>
+        <w:rPr>
+          <w:sz w:val="20"/>
+          <w:szCs w:val="20"/>
+        </w:rPr>
+        <w:t xml:space="preserve"> </w:t>
+      </w:r>
+      <w:r>
+        <w:rPr>
+          <w:sz w:val="20"/>
+          <w:szCs w:val="20"/>
+        </w:rPr>
+        <w:t xml:space="preserve">of</w:t>
+      </w:r>
+      <w:r>
+        <w:rPr>
+          <w:sz w:val="20"/>
+          <w:szCs w:val="20"/>
+        </w:rPr>
+        <w:t xml:space="preserve"> </w:t>
+      </w:r>
+      <w:r>
+        <w:rPr>
+          <w:sz w:val="20"/>
+          <w:szCs w:val="20"/>
+        </w:rPr>
+        <w:t xml:space="preserve">each</w:t>
+      </w:r>
+      <w:r>
+        <w:rPr>
+          <w:sz w:val="20"/>
+          <w:szCs w:val="20"/>
+        </w:rPr>
+        <w:t xml:space="preserve"> </w:t>
+      </w:r>
+      <w:r>
+        <w:rPr>
+          <w:sz w:val="20"/>
+          <w:szCs w:val="20"/>
+        </w:rPr>
+        <w:t xml:space="preserve">debtor’s</w:t>
+      </w:r>
+      <w:r>
+        <w:rPr>
+          <w:sz w:val="20"/>
+          <w:szCs w:val="20"/>
+        </w:rPr>
+        <w:t xml:space="preserve"> </w:t>
+      </w:r>
+      <w:r>
+        <w:rPr>
+          <w:sz w:val="20"/>
+          <w:szCs w:val="20"/>
+        </w:rPr>
+        <w:t xml:space="preserve">taxpayer</w:t>
+      </w:r>
+      <w:r>
+        <w:rPr>
+          <w:sz w:val="20"/>
+          <w:szCs w:val="20"/>
+        </w:rPr>
+        <w:t xml:space="preserve"> </w:t>
+      </w:r>
+      <w:r>
+        <w:rPr>
+          <w:sz w:val="20"/>
+          <w:szCs w:val="20"/>
+        </w:rPr>
+        <w:t xml:space="preserve">identification</w:t>
+      </w:r>
+      <w:r>
+        <w:rPr>
+          <w:sz w:val="20"/>
+          <w:szCs w:val="20"/>
+        </w:rPr>
+        <w:t xml:space="preserve"> </w:t>
+      </w:r>
+      <w:r>
+        <w:rPr>
+          <w:sz w:val="20"/>
+          <w:szCs w:val="20"/>
+        </w:rPr>
+        <w:t xml:space="preserve">number</w:t>
+      </w:r>
+      <w:r>
+        <w:rPr>
+          <w:sz w:val="20"/>
+          <w:szCs w:val="20"/>
+        </w:rPr>
+        <w:t xml:space="preserve"> </w:t>
+      </w:r>
+      <w:r>
+        <w:rPr>
+          <w:sz w:val="20"/>
+          <w:szCs w:val="20"/>
+        </w:rPr>
+        <w:t xml:space="preserve">are</w:t>
+      </w:r>
+      <w:r>
+        <w:rPr>
+          <w:sz w:val="20"/>
+          <w:szCs w:val="20"/>
+        </w:rPr>
+        <w:t xml:space="preserve"> </w:t>
+      </w:r>
+      <w:r>
+        <w:rPr>
+          <w:sz w:val="20"/>
+          <w:szCs w:val="20"/>
+        </w:rPr>
+        <w:t xml:space="preserve">as</w:t>
+      </w:r>
+      <w:r>
+        <w:rPr>
+          <w:sz w:val="20"/>
+          <w:szCs w:val="20"/>
+        </w:rPr>
+        <w:t xml:space="preserve"> </w:t>
+      </w:r>
+      <w:r>
+        <w:rPr>
+          <w:sz w:val="20"/>
+          <w:szCs w:val="20"/>
+        </w:rPr>
+        <w:t xml:space="preserve">follows:</w:t>
+      </w:r>
+      <w:r>
+        <w:rPr>
+          <w:sz w:val="20"/>
+          <w:szCs w:val="20"/>
+        </w:rPr>
+        <w:t xml:space="preserve"> </w:t>
+      </w:r>
+      <w:r>
+        <w:rPr>
+          <w:sz w:val="20"/>
+          <w:szCs w:val="20"/>
+        </w:rPr>
+        <w:t xml:space="preserve">Blackjewel,</w:t>
+      </w:r>
+      <w:r>
+        <w:rPr>
+          <w:sz w:val="20"/>
+          <w:szCs w:val="20"/>
+        </w:rPr>
+        <w:t xml:space="preserve"> </w:t>
+      </w:r>
+      <w:r>
+        <w:rPr>
+          <w:sz w:val="20"/>
+          <w:szCs w:val="20"/>
+        </w:rPr>
+        <w:t xml:space="preserve">L.L.C.</w:t>
+      </w:r>
+      <w:r>
+        <w:rPr>
+          <w:sz w:val="20"/>
+          <w:szCs w:val="20"/>
+        </w:rPr>
+        <w:t xml:space="preserve"> </w:t>
+      </w:r>
+      <w:r>
+        <w:rPr>
+          <w:sz w:val="20"/>
+          <w:szCs w:val="20"/>
+        </w:rPr>
+        <w:t xml:space="preserve">(0823);</w:t>
+      </w:r>
+      <w:r>
+        <w:rPr>
+          <w:sz w:val="20"/>
+          <w:szCs w:val="20"/>
+        </w:rPr>
+        <w:t xml:space="preserve"> </w:t>
+      </w:r>
+      <w:r>
+        <w:rPr>
+          <w:sz w:val="20"/>
+          <w:szCs w:val="20"/>
+        </w:rPr>
+        <w:t xml:space="preserve">Blackjewel</w:t>
+      </w:r>
+      <w:r>
+        <w:rPr>
+          <w:sz w:val="20"/>
+          <w:szCs w:val="20"/>
+        </w:rPr>
+        <w:t xml:space="preserve"> </w:t>
+      </w:r>
+      <w:r>
+        <w:rPr>
+          <w:sz w:val="20"/>
+          <w:szCs w:val="20"/>
+        </w:rPr>
+        <w:t xml:space="preserve">Holdings</w:t>
+      </w:r>
+      <w:r>
+        <w:rPr>
+          <w:sz w:val="20"/>
+          <w:szCs w:val="20"/>
+        </w:rPr>
+        <w:t xml:space="preserve"> </w:t>
+      </w:r>
+      <w:r>
+        <w:rPr>
+          <w:sz w:val="20"/>
+          <w:szCs w:val="20"/>
+        </w:rPr>
+        <w:t xml:space="preserve">L.L.C.</w:t>
+      </w:r>
+      <w:r>
+        <w:rPr>
+          <w:sz w:val="20"/>
+          <w:szCs w:val="20"/>
+        </w:rPr>
+        <w:t xml:space="preserve"> </w:t>
+      </w:r>
+      <w:r>
+        <w:rPr>
+          <w:sz w:val="20"/>
+          <w:szCs w:val="20"/>
+        </w:rPr>
+        <w:t xml:space="preserve">(4745);</w:t>
+      </w:r>
+      <w:r>
+        <w:rPr>
+          <w:sz w:val="20"/>
+          <w:szCs w:val="20"/>
+        </w:rPr>
+        <w:t xml:space="preserve"> </w:t>
+      </w:r>
+      <w:r>
+        <w:rPr>
+          <w:sz w:val="20"/>
+          <w:szCs w:val="20"/>
+        </w:rPr>
+        <w:t xml:space="preserve">Revelation</w:t>
+      </w:r>
+      <w:r>
+        <w:rPr>
+          <w:sz w:val="20"/>
+          <w:szCs w:val="20"/>
+        </w:rPr>
+        <w:t xml:space="preserve"> </w:t>
+      </w:r>
+      <w:r>
+        <w:rPr>
+          <w:sz w:val="20"/>
+          <w:szCs w:val="20"/>
+        </w:rPr>
+        <w:t xml:space="preserve">Energy</w:t>
+      </w:r>
+      <w:r>
+        <w:rPr>
+          <w:sz w:val="20"/>
+          <w:szCs w:val="20"/>
+        </w:rPr>
+        <w:t xml:space="preserve"> </w:t>
+      </w:r>
+      <w:r>
+        <w:rPr>
+          <w:sz w:val="20"/>
+          <w:szCs w:val="20"/>
+        </w:rPr>
+        <w:t xml:space="preserve">Holdings,</w:t>
+      </w:r>
+      <w:r>
+        <w:rPr>
+          <w:sz w:val="20"/>
+          <w:szCs w:val="20"/>
+        </w:rPr>
+        <w:t xml:space="preserve"> </w:t>
+      </w:r>
+      <w:r>
+        <w:rPr>
+          <w:sz w:val="20"/>
+          <w:szCs w:val="20"/>
+        </w:rPr>
+        <w:t xml:space="preserve">LLC</w:t>
+      </w:r>
+      <w:r>
+        <w:rPr>
+          <w:sz w:val="20"/>
+          <w:szCs w:val="20"/>
+        </w:rPr>
+        <w:t xml:space="preserve"> </w:t>
+      </w:r>
+      <w:r>
+        <w:rPr>
+          <w:sz w:val="20"/>
+          <w:szCs w:val="20"/>
+        </w:rPr>
+        <w:t xml:space="preserve">(8795);</w:t>
+      </w:r>
+      <w:r>
+        <w:rPr>
+          <w:sz w:val="20"/>
+          <w:szCs w:val="20"/>
+        </w:rPr>
+        <w:t xml:space="preserve"> </w:t>
+      </w:r>
+      <w:r>
+        <w:rPr>
+          <w:sz w:val="20"/>
+          <w:szCs w:val="20"/>
+        </w:rPr>
+        <w:t xml:space="preserve">Revelation</w:t>
+      </w:r>
+      <w:r>
+        <w:rPr>
+          <w:sz w:val="20"/>
+          <w:szCs w:val="20"/>
+        </w:rPr>
+        <w:t xml:space="preserve"> </w:t>
+      </w:r>
+      <w:r>
+        <w:rPr>
+          <w:sz w:val="20"/>
+          <w:szCs w:val="20"/>
+        </w:rPr>
+        <w:t xml:space="preserve">Management</w:t>
+      </w:r>
+      <w:r>
+        <w:rPr>
+          <w:sz w:val="20"/>
+          <w:szCs w:val="20"/>
+        </w:rPr>
+        <w:t xml:space="preserve"> </w:t>
+      </w:r>
+      <w:r>
+        <w:rPr>
+          <w:sz w:val="20"/>
+          <w:szCs w:val="20"/>
+        </w:rPr>
+        <w:t xml:space="preserve">Corporation</w:t>
+      </w:r>
+      <w:r>
+        <w:rPr>
+          <w:sz w:val="20"/>
+          <w:szCs w:val="20"/>
+        </w:rPr>
+        <w:t xml:space="preserve"> </w:t>
+      </w:r>
+      <w:r>
+        <w:rPr>
+          <w:sz w:val="20"/>
+          <w:szCs w:val="20"/>
+        </w:rPr>
+        <w:t xml:space="preserve">(8908)</w:t>
+      </w:r>
+      <w:r>
+        <w:rPr>
+          <w:sz w:val="20"/>
+          <w:szCs w:val="20"/>
+        </w:rPr>
+        <w:t xml:space="preserve"> </w:t>
+      </w:r>
+      <w:r>
+        <w:rPr>
+          <w:sz w:val="20"/>
+          <w:szCs w:val="20"/>
+        </w:rPr>
+        <w:t xml:space="preserve">and</w:t>
+      </w:r>
+      <w:r>
+        <w:rPr>
+          <w:sz w:val="20"/>
+          <w:szCs w:val="20"/>
+        </w:rPr>
+        <w:t xml:space="preserve"> </w:t>
+      </w:r>
+      <w:r>
+        <w:rPr>
+          <w:sz w:val="20"/>
+          <w:szCs w:val="20"/>
+        </w:rPr>
+        <w:t xml:space="preserve">Revelation</w:t>
+      </w:r>
+      <w:r>
+        <w:rPr>
+          <w:sz w:val="20"/>
+          <w:szCs w:val="20"/>
+        </w:rPr>
+        <w:t xml:space="preserve"> </w:t>
+      </w:r>
+      <w:r>
+        <w:rPr>
+          <w:sz w:val="20"/>
+          <w:szCs w:val="20"/>
+        </w:rPr>
+        <w:t xml:space="preserve">Energy,</w:t>
+      </w:r>
+      <w:r>
+        <w:rPr>
+          <w:sz w:val="20"/>
+          <w:szCs w:val="20"/>
+        </w:rPr>
+        <w:t xml:space="preserve"> </w:t>
+      </w:r>
+      <w:r>
+        <w:rPr>
+          <w:sz w:val="20"/>
+          <w:szCs w:val="20"/>
+        </w:rPr>
+        <w:t xml:space="preserve">LLC</w:t>
+      </w:r>
+      <w:r>
+        <w:rPr>
+          <w:sz w:val="20"/>
+          <w:szCs w:val="20"/>
+        </w:rPr>
+        <w:t xml:space="preserve"> </w:t>
+      </w:r>
+      <w:r>
+        <w:rPr>
+          <w:sz w:val="20"/>
+          <w:szCs w:val="20"/>
+        </w:rPr>
+        <w:t xml:space="preserve">(4605).</w:t>
+      </w:r>
+      <w:r>
+        <w:rPr>
+          <w:sz w:val="20"/>
+          <w:szCs w:val="20"/>
+        </w:rPr>
+        <w:t xml:space="preserve"> </w:t>
+      </w:r>
+      <w:r>
+        <w:rPr>
+          <w:sz w:val="20"/>
+          <w:szCs w:val="20"/>
+        </w:rPr>
+        <w:t xml:space="preserve">The</w:t>
+      </w:r>
+      <w:r>
+        <w:rPr>
+          <w:sz w:val="20"/>
+          <w:szCs w:val="20"/>
+        </w:rPr>
+        <w:t xml:space="preserve"> </w:t>
+      </w:r>
+      <w:r>
+        <w:rPr>
+          <w:sz w:val="20"/>
+          <w:szCs w:val="20"/>
+        </w:rPr>
+        <w:t xml:space="preserve">headquarters</w:t>
+      </w:r>
+      <w:r>
+        <w:rPr>
+          <w:sz w:val="20"/>
+          <w:szCs w:val="20"/>
+        </w:rPr>
+        <w:t xml:space="preserve"> </w:t>
+      </w:r>
+      <w:r>
+        <w:rPr>
+          <w:sz w:val="20"/>
+          <w:szCs w:val="20"/>
+        </w:rPr>
+        <w:t xml:space="preserve">of</w:t>
+      </w:r>
+      <w:r>
+        <w:rPr>
+          <w:sz w:val="20"/>
+          <w:szCs w:val="20"/>
+        </w:rPr>
+        <w:t xml:space="preserve"> </w:t>
+      </w:r>
+      <w:r>
+        <w:rPr>
+          <w:sz w:val="20"/>
+          <w:szCs w:val="20"/>
+        </w:rPr>
+        <w:t xml:space="preserve">each</w:t>
+      </w:r>
+      <w:r>
+        <w:rPr>
+          <w:sz w:val="20"/>
+          <w:szCs w:val="20"/>
+        </w:rPr>
+        <w:t xml:space="preserve"> </w:t>
+      </w:r>
+      <w:r>
+        <w:rPr>
+          <w:sz w:val="20"/>
+          <w:szCs w:val="20"/>
+        </w:rPr>
+        <w:t xml:space="preserve">Debtor</w:t>
+      </w:r>
+      <w:r>
+        <w:rPr>
+          <w:sz w:val="20"/>
+          <w:szCs w:val="20"/>
+        </w:rPr>
+        <w:t xml:space="preserve"> </w:t>
+      </w:r>
+      <w:r>
+        <w:rPr>
+          <w:sz w:val="20"/>
+          <w:szCs w:val="20"/>
+        </w:rPr>
+        <w:t xml:space="preserve">is</w:t>
+      </w:r>
+      <w:r>
+        <w:rPr>
+          <w:sz w:val="20"/>
+          <w:szCs w:val="20"/>
+        </w:rPr>
+        <w:t xml:space="preserve"> </w:t>
+      </w:r>
+      <w:r>
+        <w:rPr>
+          <w:sz w:val="20"/>
+          <w:szCs w:val="20"/>
+        </w:rPr>
+        <w:t xml:space="preserve">located</w:t>
+      </w:r>
+      <w:r>
+        <w:rPr>
+          <w:sz w:val="20"/>
+          <w:szCs w:val="20"/>
+        </w:rPr>
+        <w:t xml:space="preserve"> </w:t>
+      </w:r>
+      <w:r>
+        <w:rPr>
+          <w:sz w:val="20"/>
+          <w:szCs w:val="20"/>
+        </w:rPr>
+        <w:t xml:space="preserve">at</w:t>
+      </w:r>
+      <w:r>
+        <w:rPr>
+          <w:sz w:val="20"/>
+          <w:szCs w:val="20"/>
+        </w:rPr>
+        <w:t xml:space="preserve"> </w:t>
+      </w:r>
+      <w:r>
+        <w:rPr>
+          <w:sz w:val="20"/>
+          <w:szCs w:val="20"/>
+        </w:rPr>
+        <w:t xml:space="preserve">1051</w:t>
+      </w:r>
+      <w:r>
+        <w:rPr>
+          <w:sz w:val="20"/>
+          <w:szCs w:val="20"/>
+        </w:rPr>
+        <w:t xml:space="preserve"> </w:t>
+      </w:r>
+      <w:r>
+        <w:rPr>
+          <w:sz w:val="20"/>
+          <w:szCs w:val="20"/>
+        </w:rPr>
+        <w:t xml:space="preserve">Main</w:t>
+      </w:r>
+      <w:r>
+        <w:rPr>
+          <w:sz w:val="20"/>
+          <w:szCs w:val="20"/>
+        </w:rPr>
+        <w:t xml:space="preserve"> </w:t>
+      </w:r>
+      <w:r>
+        <w:rPr>
+          <w:sz w:val="20"/>
+          <w:szCs w:val="20"/>
+        </w:rPr>
+        <w:t xml:space="preserve">Street,</w:t>
+      </w:r>
+      <w:r>
+        <w:rPr>
+          <w:sz w:val="20"/>
+          <w:szCs w:val="20"/>
+        </w:rPr>
+        <w:t xml:space="preserve"> </w:t>
+      </w:r>
+      <w:r>
+        <w:rPr>
+          <w:sz w:val="20"/>
+          <w:szCs w:val="20"/>
+        </w:rPr>
+        <w:t xml:space="preserve">Milton,</w:t>
+      </w:r>
+      <w:r>
+        <w:rPr>
+          <w:sz w:val="20"/>
+          <w:szCs w:val="20"/>
+        </w:rPr>
+        <w:t xml:space="preserve"> </w:t>
+      </w:r>
+      <w:r>
+        <w:rPr>
+          <w:sz w:val="20"/>
+          <w:szCs w:val="20"/>
+        </w:rPr>
+        <w:t xml:space="preserve">West</w:t>
+      </w:r>
+      <w:r>
+        <w:rPr>
+          <w:sz w:val="20"/>
+          <w:szCs w:val="20"/>
+        </w:rPr>
+        <w:t xml:space="preserve"> </w:t>
+      </w:r>
+      <w:r>
+        <w:rPr>
+          <w:sz w:val="20"/>
+          <w:szCs w:val="20"/>
+        </w:rPr>
+        <w:t xml:space="preserve">Virginia</w:t>
+      </w:r>
+      <w:r>
+        <w:rPr>
+          <w:sz w:val="20"/>
+          <w:szCs w:val="20"/>
+        </w:rPr>
+        <w:t xml:space="preserve"> </w:t>
+      </w:r>
+      <w:r>
+        <w:rPr>
+          <w:sz w:val="20"/>
+          <w:szCs w:val="20"/>
+        </w:rPr>
+        <w:t xml:space="preserve">25541</w:t>
+        <w:noBreakHyphen/>
+        <w:t xml:space="preserve">1215.</w:t>
+      </w:r>
+    </w:p>
+    <w:p>
+      <w:pPr>
+        <w:spacing w:before="480" w:after="240" w:line="276" w:lineRule="exact"/>
+        <w:ind w:left="0" w:firstLine="0"/>
+        <w:jc w:val="center"/>
+      </w:pPr>
+      <w:r>
+        <w:rPr>
+          <w:b/>
+          <w:bCs/>
+        </w:rPr>
+        <w:t xml:space="preserve">CLASS</w:t>
+      </w:r>
+      <w:r>
+        <w:rPr>
+          <w:b/>
+          <w:bCs/>
+        </w:rPr>
+        <w:t xml:space="preserve"> </w:t>
+      </w:r>
+      <w:r>
+        <w:rPr>
+          <w:b/>
+          <w:bCs/>
+        </w:rPr>
+        <w:t xml:space="preserve">ACTION</w:t>
+      </w:r>
+      <w:r>
+        <w:rPr>
+          <w:b/>
+          <w:bCs/>
+        </w:rPr>
+        <w:t xml:space="preserve"> </w:t>
+      </w:r>
+      <w:r>
+        <w:rPr>
+          <w:b/>
+          <w:bCs/>
+        </w:rPr>
+        <w:t xml:space="preserve">ADVERSARY</w:t>
+      </w:r>
+      <w:r>
+        <w:rPr>
+          <w:b/>
+          <w:bCs/>
+        </w:rPr>
+        <w:t xml:space="preserve"> </w:t>
+      </w:r>
+      <w:r>
+        <w:rPr>
+          <w:b/>
+          <w:bCs/>
+        </w:rPr>
+        <w:t xml:space="preserve">PROCEEDING</w:t>
+      </w:r>
+      <w:r>
+        <w:rPr>
+          <w:b/>
+          <w:bCs/>
+        </w:rPr>
+        <w:t xml:space="preserve"> </w:t>
+      </w:r>
+      <w:r>
+        <w:rPr>
+          <w:b/>
+          <w:bCs/>
+        </w:rPr>
+        <w:t xml:space="preserve">COMPLAINT</w:t>
+      </w:r>
+    </w:p>
+    <w:p>
+      <w:pPr>
+        <w:pStyle w:val="BodyText"/>
+      </w:pPr>
+      <w:r>
+        <w:t xml:space="preserve">The Plaintiffs, individually and on behalf of others similarly situated, by and through the undersigned counsel, bring this action arising out of violations of the West Virginia Wage Payment and Collection Act, W. Va. Code § 21</w:t>
+      </w:r>
+      <w:r>
+        <w:noBreakHyphen/>
+      </w:r>
+      <w:r>
+        <w:t xml:space="preserve">4</w:t>
+      </w:r>
+      <w:r>
+        <w:noBreakHyphen/>
+      </w:r>
+      <w:r>
+        <w:t xml:space="preserve">1</w:t>
       </w:r>
       <w:r>
         <w:t xml:space="preserve"> </w:t>
@@ -209,7 +1420,7 @@
         <w:t xml:space="preserve">et seq.</w:t>
       </w:r>
       <w:r>
-        <w:t xml:space="preserve">, the Kentucky Revised Statutes, § 337.010</w:t>
+        <w:t xml:space="preserve">, the Kentucky Revised Statutes, § 337.010</w:t>
       </w:r>
       <w:r>
         <w:t xml:space="preserve"> </w:t>
@@ -222,7 +1433,19 @@
         <w:t xml:space="preserve">et seq.</w:t>
       </w:r>
       <w:r>
-        <w:t xml:space="preserve">, the Code of Virginia, §§ 40.1-29 and 16.1-77, 79, the Employee Retirement Income Security Act (ERISA), 29 U.S.C. § 1001</w:t>
+        <w:t xml:space="preserve">, the Code of Virginia, §§ 40.1</w:t>
+      </w:r>
+      <w:r>
+        <w:noBreakHyphen/>
+      </w:r>
+      <w:r>
+        <w:t xml:space="preserve">29 and 16.1</w:t>
+      </w:r>
+      <w:r>
+        <w:noBreakHyphen/>
+      </w:r>
+      <w:r>
+        <w:t xml:space="preserve">77, 79, the Employee Retirement Income Security Act (ERISA), 29 U.S.C. § 1001</w:t>
       </w:r>
       <w:r>
         <w:t xml:space="preserve"> </w:t>
@@ -235,7 +1458,7 @@
         <w:t xml:space="preserve">et seq.</w:t>
       </w:r>
       <w:r>
-        <w:t xml:space="preserve">, and the Worker Adjustment and Retraining Notification (WARN) Act, 29 U.S.C. § 2101</w:t>
+        <w:t xml:space="preserve">, and the Worker Adjustment and Retraining Notification (WARN) Act, 29 U.S.C. § 2101</w:t>
       </w:r>
       <w:r>
         <w:t xml:space="preserve"> </w:t>
@@ -272,36 +1495,55 @@
     </w:p>
     <w:p>
       <w:pPr>
-        <w:pStyle w:val="Heading1"/>
-      </w:pPr>
-      <w:bookmarkStart w:id="110" w:name="_parties"/>
-      <w:r>
+        <w:keepNext/>
+        <w:keepLines/>
+        <w:spacing w:before="240" w:after="240" w:line="276" w:lineRule="exact"/>
+        <w:ind w:left="0" w:firstLine="0"/>
+        <w:jc w:val="center"/>
+        <w:outlineLvl w:val="0"/>
+      </w:pPr>
+      <w:r>
+        <w:rPr>
+          <w:b/>
+          <w:bCs/>
+        </w:rPr>
         <w:t xml:space="preserve">PARTIES</w:t>
       </w:r>
-      <w:bookmarkEnd w:id="110"/>
-    </w:p>
-    <w:p>
-      <w:pPr>
-        <w:pStyle w:val="FirstParagraph"/>
-      </w:pPr>
-      <w:r>
-        <w:t xml:space="preserve">1. Plaintiff, Mr. Shawn Abner, was a full-time employee of Blackjewel, L.L.C. and the other Defendants, as joint employers, since August 2018. Mr. Abner worked for those Defendants at the coal-mining and preparation site known as the Pax Surface Mine located in Fayette County, West Virginia, at the time that he was laid off without prior written notice on or about July 1, 2019. At all times relevant herein, Mr. Abner has resided in Raleigh County, West Virginia.</w:t>
-      </w:r>
-    </w:p>
-    <w:p>
-      <w:pPr>
-        <w:pStyle w:val="BodyText"/>
-      </w:pPr>
-      <w:r>
-        <w:t xml:space="preserve">2. Plaintiff, Mr. Jacob Helton, was a full-time employee of Blackjewel, L.L.C. and the other Defendants, as joint employers, at all relevant times. Mr. Helton worked for those Defendants at the coal-mining and preparation site known as the D-29 Darby Mine in Harlan County, Kentucky at the time that he was laid off without prior written notice on or about July 1, 2019. At all times relevant herein, Mr. Helton has resided in Bell County, Kentucky.</w:t>
-      </w:r>
-    </w:p>
-    <w:p>
-      <w:pPr>
-        <w:pStyle w:val="BodyText"/>
-      </w:pPr>
-      <w:r>
-        <w:t xml:space="preserve">3. Plaintiff, Mr. Billy Hatton, was a full-time employee of Blackjewel, L.L.C. and the other Defendants, as joint employers, at all relevant times. Mr. Hatton worked for those Defendants at the coal-mining and preparation site known as the D-7 Mine in Wise County, Virginia, at the time that he was laid off without prior written notice on or about July 1, 2019. At all times relevant herein, Mr. Hatton has resided in Letcher County, Kentucky.</w:t>
+    </w:p>
+    <w:p>
+      <w:pPr>
+        <w:pStyle w:val="BodyText"/>
+      </w:pPr>
+      <w:r>
+        <w:t xml:space="preserve">1. Plaintiff, Mr. Shawn Abner, was a full-time employee of Blackjewel, L.L.C. and the other Defendants, as joint employers, since August 2018. Mr. Abner worked for those Defendants at the coal-mining and preparation site known as the Pax Surface Mine located in Fayette County, West Virginia, at the time that he was laid off without prior written notice on or about July 1, 2019. At all times relevant herein, Mr. Abner has resided in Raleigh County, West Virginia.</w:t>
+      </w:r>
+    </w:p>
+    <w:p>
+      <w:pPr>
+        <w:pStyle w:val="BodyText"/>
+      </w:pPr>
+      <w:r>
+        <w:t xml:space="preserve">2. Plaintiff, Mr. Jacob Helton, was a full-time employee of Blackjewel, L.L.C. and the other Defendants, as joint employers, at all relevant times. Mr. Helton worked for those Defendants at the coal-mining and preparation site known as the D</w:t>
+      </w:r>
+      <w:r>
+        <w:noBreakHyphen/>
+      </w:r>
+      <w:r>
+        <w:t xml:space="preserve">29 Darby Mine in Harlan County, Kentucky at the time that he was laid off without prior written notice on or about July 1, 2019. At all times relevant herein, Mr. Helton has resided in Bell County, Kentucky.</w:t>
+      </w:r>
+    </w:p>
+    <w:p>
+      <w:pPr>
+        <w:pStyle w:val="BodyText"/>
+      </w:pPr>
+      <w:r>
+        <w:t xml:space="preserve">3. Plaintiff, Mr. Billy Hatton, was a full-time employee of Blackjewel, L.L.C. and the other Defendants, as joint employers, at all relevant times. Mr. Hatton worked for those Defendants at the coal-mining and preparation site known as the D</w:t>
+      </w:r>
+      <w:r>
+        <w:noBreakHyphen/>
+      </w:r>
+      <w:r>
+        <w:t xml:space="preserve">7 Mine in Wise County, Virginia, at the time that he was laid off without prior written notice on or about July 1, 2019. At all times relevant herein, Mr. Hatton has resided in Letcher County, Kentucky.</w:t>
       </w:r>
     </w:p>
     <w:p>
@@ -323,7 +1565,13 @@
         <w:pStyle w:val="BodyText"/>
       </w:pPr>
       <w:r>
-        <w:t xml:space="preserve">5. The debtors in the Chapter 11 bankruptcy proceeding in this Court numbered 3:19-bk-30289 are referred to herein as the Blackjewel Defendants (</w:t>
+        <w:t xml:space="preserve">5. The debtors in the Chapter 11 bankruptcy proceeding in this Court numbered 3:19-bk</w:t>
+      </w:r>
+      <w:r>
+        <w:noBreakHyphen/>
+      </w:r>
+      <w:r>
+        <w:t xml:space="preserve">30289 are referred to herein as the Blackjewel Defendants (</w:t>
       </w:r>
       <w:r>
         <w:t xml:space="preserve">“Blackjewel Defendants”</w:t>
@@ -337,31 +1585,31 @@
         <w:pStyle w:val="BodyText"/>
       </w:pPr>
       <w:r>
-        <w:t xml:space="preserve">6. Blackjewel, L.L.C. is chartered in Delaware, and has its principal place of business at 1051 Main Street, Suite 2, Milton, West Virginia, 25541. The sole member of Blackjewel, L.L.C. is Blackjewel Holdings, Inc., located at 1051 Main Street, Suite 2, Milton, West Virginia, 25541. Blackjewel Holdings, Inc. is not registered with the Secretary of State of West Virginia.</w:t>
-      </w:r>
-    </w:p>
-    <w:p>
-      <w:pPr>
-        <w:pStyle w:val="BodyText"/>
-      </w:pPr>
-      <w:r>
-        <w:t xml:space="preserve">7. Lexington Coal Company, LLC is chartered in Delaware, and has its principal place of business at 1051 Main Street, Suite 2, Milton, WV, 25541. The sole member of Lexington Coal Company, LLC is Lexington Coal Holdings, Inc., also located at 1051 Main Street, Suite 2, Milton, West Virginia, 25541. Lexington Coal Holdings, Inc. is not officially registered with the Secretary of State of West Virginia. The sole manager designated with the West Virginia Secretary of State by Lexington Coal Company, LLC is David Keith Runyon, also with an address listed as 1051 Main Street, Suite 2, Milton, West Virginia, 25541.</w:t>
-      </w:r>
-    </w:p>
-    <w:p>
-      <w:pPr>
-        <w:pStyle w:val="BodyText"/>
-      </w:pPr>
-      <w:r>
-        <w:t xml:space="preserve">8. Upon information and belief, Defendant Mr. Jeff Hoops, Sr. was at all times relevant a resident of Putnam County, West Virginia, and held a controlling beneficial interest in the other Defendant entities.</w:t>
-      </w:r>
-    </w:p>
-    <w:p>
-      <w:pPr>
-        <w:pStyle w:val="BodyText"/>
-      </w:pPr>
-      <w:r>
-        <w:t xml:space="preserve">9. Upon information and belief, Defendant Mr. Jeffery A. Hoops II was at all times relevant a resident of Putnam County, West Virginia, held a controlling beneficial interest in the other Defendant entities, and served as administrator of the Revelation Energy 401(k) Plan and, upon information and belief, also served as administrator of the group health plan or plans that the Defendants provided to their employees.</w:t>
+        <w:t xml:space="preserve">6. Blackjewel, L.L.C. is chartered in Delaware, and has its principal place of business at 1051 Main Street, Suite 2, Milton, West Virginia, 25541. The sole member of Blackjewel, L.L.C. is Blackjewel Holdings, Inc., located at 1051 Main Street, Suite 2, Milton, West Virginia, 25541. Blackjewel Holdings, Inc. is not registered with the Secretary of State of West Virginia.</w:t>
+      </w:r>
+    </w:p>
+    <w:p>
+      <w:pPr>
+        <w:pStyle w:val="BodyText"/>
+      </w:pPr>
+      <w:r>
+        <w:t xml:space="preserve">7. Lexington Coal Company, LLC is chartered in Delaware, and has its principal place of business at 1051 Main Street, Suite 2, Milton, WV, 25541. The sole member of Lexington Coal Company, LLC is Lexington Coal Holdings, Inc., also located at 1051 Main Street, Suite 2, Milton, West Virginia, 25541. Lexington Coal Holdings, Inc. is not officially registered with the Secretary of State of West Virginia. The sole manager designated with the West Virginia Secretary of State by Lexington Coal Company, LLC is David Keith Runyon, also with an address listed as 1051 Main Street, Suite 2, Milton, West Virginia, 25541.</w:t>
+      </w:r>
+    </w:p>
+    <w:p>
+      <w:pPr>
+        <w:pStyle w:val="BodyText"/>
+      </w:pPr>
+      <w:r>
+        <w:t xml:space="preserve">8. Upon information and belief, Defendant Mr. Jeff Hoops, Sr. was at all times relevant a resident of Putnam County, West Virginia, and held a controlling beneficial interest in the other Defendant entities.</w:t>
+      </w:r>
+    </w:p>
+    <w:p>
+      <w:pPr>
+        <w:pStyle w:val="BodyText"/>
+      </w:pPr>
+      <w:r>
+        <w:t xml:space="preserve">9. Upon information and belief, Defendant Mr. Jeffery A. Hoops II was at all times relevant a resident of Putnam County, West Virginia, held a controlling beneficial interest in the other Defendant entities, and served as administrator of the Revelation Energy 401(k) Plan and, upon information and belief, also served as administrator of the group health plan or plans that the Defendants provided to their employees.</w:t>
       </w:r>
     </w:p>
     <w:p>
@@ -382,53 +1630,284 @@
     </w:p>
     <w:p>
       <w:pPr>
-        <w:pStyle w:val="Heading1"/>
-      </w:pPr>
-      <w:bookmarkStart w:id="111" w:name="_0e2df9c0fe52ebd43073ce38f4076c822df9b17"/>
-      <w:r>
-        <w:t xml:space="preserve">JURISDICTION AND VENUE</w:t>
-      </w:r>
-      <w:bookmarkEnd w:id="111"/>
-    </w:p>
-    <w:p>
-      <w:pPr>
-        <w:pStyle w:val="FirstParagraph"/>
-      </w:pPr>
-      <w:r>
-        <w:t xml:space="preserve">12. Jurisdiction over this adversary proceeding is founded on 28 U.S.C. §§ 157, 1331, 1334, and 1367.</w:t>
-      </w:r>
-    </w:p>
-    <w:p>
-      <w:pPr>
-        <w:pStyle w:val="BodyText"/>
-      </w:pPr>
-      <w:r>
-        <w:t xml:space="preserve">13. This is a core proceeding pursuant to 28 U.S.C. § 157(b)(2)(A), (B), and (O).</w:t>
-      </w:r>
-    </w:p>
-    <w:p>
-      <w:pPr>
-        <w:pStyle w:val="Heading1"/>
-      </w:pPr>
-      <w:bookmarkStart w:id="112" w:name="_facts"/>
-      <w:r>
+        <w:keepNext/>
+        <w:keepLines/>
+        <w:spacing w:before="240" w:after="240" w:line="276" w:lineRule="exact"/>
+        <w:ind w:left="0" w:firstLine="0"/>
+        <w:jc w:val="center"/>
+        <w:outlineLvl w:val="0"/>
+      </w:pPr>
+      <w:r>
+        <w:rPr>
+          <w:b/>
+          <w:bCs/>
+        </w:rPr>
+        <w:t xml:space="preserve">JURISDICTION</w:t>
+      </w:r>
+      <w:r>
+        <w:rPr>
+          <w:b/>
+          <w:bCs/>
+        </w:rPr>
+        <w:t xml:space="preserve"> </w:t>
+      </w:r>
+      <w:r>
+        <w:rPr>
+          <w:b/>
+          <w:bCs/>
+        </w:rPr>
+        <w:t xml:space="preserve">AND</w:t>
+      </w:r>
+      <w:r>
+        <w:rPr>
+          <w:b/>
+          <w:bCs/>
+        </w:rPr>
+        <w:t xml:space="preserve"> </w:t>
+      </w:r>
+      <w:r>
+        <w:rPr>
+          <w:b/>
+          <w:bCs/>
+        </w:rPr>
+        <w:t xml:space="preserve">VENUE</w:t>
+      </w:r>
+    </w:p>
+    <w:p>
+      <w:pPr>
+        <w:pStyle w:val="BodyText"/>
+      </w:pPr>
+      <w:r>
+        <w:t xml:space="preserve">12. Jurisdiction over this adversary proceeding is founded on 28 U.S.C. §§ 157, 1331, 1334, and 1367.</w:t>
+      </w:r>
+    </w:p>
+    <w:p>
+      <w:pPr>
+        <w:pStyle w:val="BodyText"/>
+      </w:pPr>
+      <w:r>
+        <w:t xml:space="preserve">13. This is a core proceeding pursuant to 28 U.S.C. § 157(b)⁠(2)⁠(A), (B), and (O).</w:t>
+      </w:r>
+    </w:p>
+    <w:p>
+      <w:pPr>
+        <w:keepNext/>
+        <w:keepLines/>
+        <w:spacing w:before="240" w:after="240" w:line="276" w:lineRule="exact"/>
+        <w:ind w:left="0" w:firstLine="0"/>
+        <w:jc w:val="center"/>
+        <w:outlineLvl w:val="0"/>
+      </w:pPr>
+      <w:r>
+        <w:rPr>
+          <w:b/>
+          <w:bCs/>
+        </w:rPr>
         <w:t xml:space="preserve">FACTS</w:t>
       </w:r>
-      <w:bookmarkEnd w:id="112"/>
-    </w:p>
-    <w:p>
-      <w:pPr>
-        <w:pStyle w:val="Heading3"/>
-      </w:pPr>
-      <w:bookmarkStart w:id="113" w:name="_7a1b375c8973a4d7eefea67a14d7aceda4aba63"/>
-      <w:r>
-        <w:t xml:space="preserve">Non-payment of wages and benefits in June-July 2019; incomplete payment of benefits in 2019.</w:t>
-      </w:r>
-      <w:bookmarkEnd w:id="113"/>
-    </w:p>
-    <w:p>
-      <w:pPr>
-        <w:pStyle w:val="FirstParagraph"/>
+    </w:p>
+    <w:p>
+      <w:pPr>
+        <w:keepNext/>
+        <w:keepLines/>
+        <w:spacing w:before="240" w:after="240" w:line="276" w:lineRule="exact"/>
+        <w:ind w:left="0" w:firstLine="0"/>
+        <w:jc w:val="left"/>
+        <w:outlineLvl w:val="2"/>
+      </w:pPr>
+      <w:r>
+        <w:rPr>
+          <w:b/>
+          <w:bCs/>
+        </w:rPr>
+        <w:t xml:space="preserve">Non-payment</w:t>
+      </w:r>
+      <w:r>
+        <w:rPr>
+          <w:b/>
+          <w:bCs/>
+        </w:rPr>
+        <w:t xml:space="preserve"> </w:t>
+      </w:r>
+      <w:r>
+        <w:rPr>
+          <w:b/>
+          <w:bCs/>
+        </w:rPr>
+        <w:t xml:space="preserve">of</w:t>
+      </w:r>
+      <w:r>
+        <w:rPr>
+          <w:b/>
+          <w:bCs/>
+        </w:rPr>
+        <w:t xml:space="preserve"> </w:t>
+      </w:r>
+      <w:r>
+        <w:rPr>
+          <w:b/>
+          <w:bCs/>
+        </w:rPr>
+        <w:t xml:space="preserve">wages</w:t>
+      </w:r>
+      <w:r>
+        <w:rPr>
+          <w:b/>
+          <w:bCs/>
+        </w:rPr>
+        <w:t xml:space="preserve"> </w:t>
+      </w:r>
+      <w:r>
+        <w:rPr>
+          <w:b/>
+          <w:bCs/>
+        </w:rPr>
+        <w:t xml:space="preserve">and</w:t>
+      </w:r>
+      <w:r>
+        <w:rPr>
+          <w:b/>
+          <w:bCs/>
+        </w:rPr>
+        <w:t xml:space="preserve"> </w:t>
+      </w:r>
+      <w:r>
+        <w:rPr>
+          <w:b/>
+          <w:bCs/>
+        </w:rPr>
+        <w:t xml:space="preserve">benefits</w:t>
+      </w:r>
+      <w:r>
+        <w:rPr>
+          <w:b/>
+          <w:bCs/>
+        </w:rPr>
+        <w:t xml:space="preserve"> </w:t>
+      </w:r>
+      <w:r>
+        <w:rPr>
+          <w:b/>
+          <w:bCs/>
+        </w:rPr>
+        <w:t xml:space="preserve">in</w:t>
+      </w:r>
+      <w:r>
+        <w:rPr>
+          <w:b/>
+          <w:bCs/>
+        </w:rPr>
+        <w:t xml:space="preserve"> </w:t>
+      </w:r>
+      <w:r>
+        <w:rPr>
+          <w:b/>
+          <w:bCs/>
+        </w:rPr>
+        <w:t xml:space="preserve">June-July</w:t>
+      </w:r>
+      <w:r>
+        <w:rPr>
+          <w:b/>
+          <w:bCs/>
+        </w:rPr>
+        <w:t xml:space="preserve"> </w:t>
+      </w:r>
+      <w:r>
+        <w:rPr>
+          <w:b/>
+          <w:bCs/>
+        </w:rPr>
+        <w:t xml:space="preserve">2019;</w:t>
+      </w:r>
+      <w:r>
+        <w:rPr>
+          <w:b/>
+          <w:bCs/>
+        </w:rPr>
+        <w:t xml:space="preserve"> </w:t>
+      </w:r>
+      <w:r>
+        <w:rPr>
+          <w:b/>
+          <w:bCs/>
+        </w:rPr>
+        <w:t xml:space="preserve">incomplete</w:t>
+      </w:r>
+      <w:r>
+        <w:rPr>
+          <w:b/>
+          <w:bCs/>
+        </w:rPr>
+        <w:t xml:space="preserve"> </w:t>
+      </w:r>
+      <w:r>
+        <w:rPr>
+          <w:b/>
+          <w:bCs/>
+        </w:rPr>
+        <w:t xml:space="preserve">payment</w:t>
+      </w:r>
+      <w:r>
+        <w:rPr>
+          <w:b/>
+          <w:bCs/>
+        </w:rPr>
+        <w:t xml:space="preserve"> </w:t>
+      </w:r>
+      <w:r>
+        <w:rPr>
+          <w:b/>
+          <w:bCs/>
+        </w:rPr>
+        <w:t xml:space="preserve">of</w:t>
+      </w:r>
+      <w:r>
+        <w:rPr>
+          <w:b/>
+          <w:bCs/>
+        </w:rPr>
+        <w:t xml:space="preserve"> </w:t>
+      </w:r>
+      <w:r>
+        <w:rPr>
+          <w:b/>
+          <w:bCs/>
+        </w:rPr>
+        <w:t xml:space="preserve">benefits</w:t>
+      </w:r>
+      <w:r>
+        <w:rPr>
+          <w:b/>
+          <w:bCs/>
+        </w:rPr>
+        <w:t xml:space="preserve"> </w:t>
+      </w:r>
+      <w:r>
+        <w:rPr>
+          <w:b/>
+          <w:bCs/>
+        </w:rPr>
+        <w:t xml:space="preserve">in</w:t>
+      </w:r>
+      <w:r>
+        <w:rPr>
+          <w:b/>
+          <w:bCs/>
+        </w:rPr>
+        <w:t xml:space="preserve"> </w:t>
+      </w:r>
+      <w:r>
+        <w:rPr>
+          <w:b/>
+          <w:bCs/>
+        </w:rPr>
+        <w:t xml:space="preserve">2019.</w:t>
+      </w:r>
+    </w:p>
+    <w:p>
+      <w:pPr>
+        <w:pStyle w:val="BodyText"/>
       </w:pPr>
       <w:r>
         <w:t xml:space="preserve">14. During the year 2019, the Defendants owned, operated, and controlled several mining facilities that produced and prepared coal in the states of West Virginia and Wyoming and the commonwealths of Kentucky and Virginia.</w:t>
@@ -534,17 +2013,304 @@
     </w:p>
     <w:p>
       <w:pPr>
-        <w:pStyle w:val="Heading3"/>
-      </w:pPr>
-      <w:bookmarkStart w:id="114" w:name="_b09101c8f438df7c3d9dd20998c9cb0d0a91532"/>
-      <w:r>
-        <w:t xml:space="preserve">Defendants refused to allow Plaintiffs access to retirement funds or even to file complaints regarding in the inaccessibility of those funds.</w:t>
-      </w:r>
-      <w:bookmarkEnd w:id="114"/>
-    </w:p>
-    <w:p>
-      <w:pPr>
-        <w:pStyle w:val="FirstParagraph"/>
+        <w:keepNext/>
+        <w:keepLines/>
+        <w:spacing w:before="240" w:after="240" w:line="276" w:lineRule="exact"/>
+        <w:ind w:left="0" w:firstLine="0"/>
+        <w:jc w:val="left"/>
+        <w:outlineLvl w:val="2"/>
+      </w:pPr>
+      <w:r>
+        <w:rPr>
+          <w:b/>
+          <w:bCs/>
+        </w:rPr>
+        <w:t xml:space="preserve">Defendants</w:t>
+      </w:r>
+      <w:r>
+        <w:rPr>
+          <w:b/>
+          <w:bCs/>
+        </w:rPr>
+        <w:t xml:space="preserve"> </w:t>
+      </w:r>
+      <w:r>
+        <w:rPr>
+          <w:b/>
+          <w:bCs/>
+        </w:rPr>
+        <w:t xml:space="preserve">refused</w:t>
+      </w:r>
+      <w:r>
+        <w:rPr>
+          <w:b/>
+          <w:bCs/>
+        </w:rPr>
+        <w:t xml:space="preserve"> </w:t>
+      </w:r>
+      <w:r>
+        <w:rPr>
+          <w:b/>
+          <w:bCs/>
+        </w:rPr>
+        <w:t xml:space="preserve">to</w:t>
+      </w:r>
+      <w:r>
+        <w:rPr>
+          <w:b/>
+          <w:bCs/>
+        </w:rPr>
+        <w:t xml:space="preserve"> </w:t>
+      </w:r>
+      <w:r>
+        <w:rPr>
+          <w:b/>
+          <w:bCs/>
+        </w:rPr>
+        <w:t xml:space="preserve">allow</w:t>
+      </w:r>
+      <w:r>
+        <w:rPr>
+          <w:b/>
+          <w:bCs/>
+        </w:rPr>
+        <w:t xml:space="preserve"> </w:t>
+      </w:r>
+      <w:r>
+        <w:rPr>
+          <w:b/>
+          <w:bCs/>
+        </w:rPr>
+        <w:t xml:space="preserve">Plaintiffs</w:t>
+      </w:r>
+      <w:r>
+        <w:rPr>
+          <w:b/>
+          <w:bCs/>
+        </w:rPr>
+        <w:t xml:space="preserve"> </w:t>
+      </w:r>
+      <w:r>
+        <w:rPr>
+          <w:b/>
+          <w:bCs/>
+        </w:rPr>
+        <w:t xml:space="preserve">access</w:t>
+      </w:r>
+      <w:r>
+        <w:rPr>
+          <w:b/>
+          <w:bCs/>
+        </w:rPr>
+        <w:t xml:space="preserve"> </w:t>
+      </w:r>
+      <w:r>
+        <w:rPr>
+          <w:b/>
+          <w:bCs/>
+        </w:rPr>
+        <w:t xml:space="preserve">to</w:t>
+      </w:r>
+      <w:r>
+        <w:rPr>
+          <w:b/>
+          <w:bCs/>
+        </w:rPr>
+        <w:t xml:space="preserve"> </w:t>
+      </w:r>
+      <w:r>
+        <w:rPr>
+          <w:b/>
+          <w:bCs/>
+        </w:rPr>
+        <w:t xml:space="preserve">retirement</w:t>
+      </w:r>
+      <w:r>
+        <w:rPr>
+          <w:b/>
+          <w:bCs/>
+        </w:rPr>
+        <w:t xml:space="preserve"> </w:t>
+      </w:r>
+      <w:r>
+        <w:rPr>
+          <w:b/>
+          <w:bCs/>
+        </w:rPr>
+        <w:t xml:space="preserve">funds</w:t>
+      </w:r>
+      <w:r>
+        <w:rPr>
+          <w:b/>
+          <w:bCs/>
+        </w:rPr>
+        <w:t xml:space="preserve"> </w:t>
+      </w:r>
+      <w:r>
+        <w:rPr>
+          <w:b/>
+          <w:bCs/>
+        </w:rPr>
+        <w:t xml:space="preserve">or</w:t>
+      </w:r>
+      <w:r>
+        <w:rPr>
+          <w:b/>
+          <w:bCs/>
+        </w:rPr>
+        <w:t xml:space="preserve"> </w:t>
+      </w:r>
+      <w:r>
+        <w:rPr>
+          <w:b/>
+          <w:bCs/>
+        </w:rPr>
+        <w:t xml:space="preserve">even</w:t>
+      </w:r>
+      <w:r>
+        <w:rPr>
+          <w:b/>
+          <w:bCs/>
+        </w:rPr>
+        <w:t xml:space="preserve"> </w:t>
+      </w:r>
+      <w:r>
+        <w:rPr>
+          <w:b/>
+          <w:bCs/>
+        </w:rPr>
+        <w:t xml:space="preserve">to</w:t>
+      </w:r>
+      <w:r>
+        <w:rPr>
+          <w:b/>
+          <w:bCs/>
+        </w:rPr>
+        <w:t xml:space="preserve"> </w:t>
+      </w:r>
+      <w:r>
+        <w:rPr>
+          <w:b/>
+          <w:bCs/>
+        </w:rPr>
+        <w:t xml:space="preserve">file</w:t>
+      </w:r>
+      <w:r>
+        <w:rPr>
+          <w:b/>
+          <w:bCs/>
+        </w:rPr>
+        <w:t xml:space="preserve"> </w:t>
+      </w:r>
+      <w:r>
+        <w:rPr>
+          <w:b/>
+          <w:bCs/>
+        </w:rPr>
+        <w:t xml:space="preserve">complaints</w:t>
+      </w:r>
+      <w:r>
+        <w:rPr>
+          <w:b/>
+          <w:bCs/>
+        </w:rPr>
+        <w:t xml:space="preserve"> </w:t>
+      </w:r>
+      <w:r>
+        <w:rPr>
+          <w:b/>
+          <w:bCs/>
+        </w:rPr>
+        <w:t xml:space="preserve">regarding</w:t>
+      </w:r>
+      <w:r>
+        <w:rPr>
+          <w:b/>
+          <w:bCs/>
+        </w:rPr>
+        <w:t xml:space="preserve"> </w:t>
+      </w:r>
+      <w:r>
+        <w:rPr>
+          <w:b/>
+          <w:bCs/>
+        </w:rPr>
+        <w:t xml:space="preserve">in</w:t>
+      </w:r>
+      <w:r>
+        <w:rPr>
+          <w:b/>
+          <w:bCs/>
+        </w:rPr>
+        <w:t xml:space="preserve"> </w:t>
+      </w:r>
+      <w:r>
+        <w:rPr>
+          <w:b/>
+          <w:bCs/>
+        </w:rPr>
+        <w:t xml:space="preserve">the</w:t>
+      </w:r>
+      <w:r>
+        <w:rPr>
+          <w:b/>
+          <w:bCs/>
+        </w:rPr>
+        <w:t xml:space="preserve"> </w:t>
+      </w:r>
+      <w:r>
+        <w:rPr>
+          <w:b/>
+          <w:bCs/>
+        </w:rPr>
+        <w:t xml:space="preserve">inaccessibility</w:t>
+      </w:r>
+      <w:r>
+        <w:rPr>
+          <w:b/>
+          <w:bCs/>
+        </w:rPr>
+        <w:t xml:space="preserve"> </w:t>
+      </w:r>
+      <w:r>
+        <w:rPr>
+          <w:b/>
+          <w:bCs/>
+        </w:rPr>
+        <w:t xml:space="preserve">of</w:t>
+      </w:r>
+      <w:r>
+        <w:rPr>
+          <w:b/>
+          <w:bCs/>
+        </w:rPr>
+        <w:t xml:space="preserve"> </w:t>
+      </w:r>
+      <w:r>
+        <w:rPr>
+          <w:b/>
+          <w:bCs/>
+        </w:rPr>
+        <w:t xml:space="preserve">those</w:t>
+      </w:r>
+      <w:r>
+        <w:rPr>
+          <w:b/>
+          <w:bCs/>
+        </w:rPr>
+        <w:t xml:space="preserve"> </w:t>
+      </w:r>
+      <w:r>
+        <w:rPr>
+          <w:b/>
+          <w:bCs/>
+        </w:rPr>
+        <w:t xml:space="preserve">funds.</w:t>
+      </w:r>
+    </w:p>
+    <w:p>
+      <w:pPr>
+        <w:pStyle w:val="BodyText"/>
       </w:pPr>
       <w:r>
         <w:t xml:space="preserve">25. Plaintiff Shawn Abner corresponded with the Defendants in order to withdrawal funds from his 401(k).</w:t>
@@ -584,17 +2350,150 @@
     </w:p>
     <w:p>
       <w:pPr>
-        <w:pStyle w:val="Heading3"/>
-      </w:pPr>
-      <w:bookmarkStart w:id="115" w:name="_c7ed98ccb1c88cacf30a6438b20ba7ecd6f1929"/>
-      <w:r>
-        <w:t xml:space="preserve">Defendants did not provide required notices regarding the mass layoff.</w:t>
-      </w:r>
-      <w:bookmarkEnd w:id="115"/>
-    </w:p>
-    <w:p>
-      <w:pPr>
-        <w:pStyle w:val="FirstParagraph"/>
+        <w:keepNext/>
+        <w:keepLines/>
+        <w:spacing w:before="240" w:after="240" w:line="276" w:lineRule="exact"/>
+        <w:ind w:left="0" w:firstLine="0"/>
+        <w:jc w:val="left"/>
+        <w:outlineLvl w:val="2"/>
+      </w:pPr>
+      <w:r>
+        <w:rPr>
+          <w:b/>
+          <w:bCs/>
+        </w:rPr>
+        <w:t xml:space="preserve">Defendants</w:t>
+      </w:r>
+      <w:r>
+        <w:rPr>
+          <w:b/>
+          <w:bCs/>
+        </w:rPr>
+        <w:t xml:space="preserve"> </w:t>
+      </w:r>
+      <w:r>
+        <w:rPr>
+          <w:b/>
+          <w:bCs/>
+        </w:rPr>
+        <w:t xml:space="preserve">did</w:t>
+      </w:r>
+      <w:r>
+        <w:rPr>
+          <w:b/>
+          <w:bCs/>
+        </w:rPr>
+        <w:t xml:space="preserve"> </w:t>
+      </w:r>
+      <w:r>
+        <w:rPr>
+          <w:b/>
+          <w:bCs/>
+        </w:rPr>
+        <w:t xml:space="preserve">not</w:t>
+      </w:r>
+      <w:r>
+        <w:rPr>
+          <w:b/>
+          <w:bCs/>
+        </w:rPr>
+        <w:t xml:space="preserve"> </w:t>
+      </w:r>
+      <w:r>
+        <w:rPr>
+          <w:b/>
+          <w:bCs/>
+        </w:rPr>
+        <w:t xml:space="preserve">provide</w:t>
+      </w:r>
+      <w:r>
+        <w:rPr>
+          <w:b/>
+          <w:bCs/>
+        </w:rPr>
+        <w:t xml:space="preserve"> </w:t>
+      </w:r>
+      <w:r>
+        <w:rPr>
+          <w:b/>
+          <w:bCs/>
+        </w:rPr>
+        <w:t xml:space="preserve">required</w:t>
+      </w:r>
+      <w:r>
+        <w:rPr>
+          <w:b/>
+          <w:bCs/>
+        </w:rPr>
+        <w:t xml:space="preserve"> </w:t>
+      </w:r>
+      <w:r>
+        <w:rPr>
+          <w:b/>
+          <w:bCs/>
+        </w:rPr>
+        <w:t xml:space="preserve">notices</w:t>
+      </w:r>
+      <w:r>
+        <w:rPr>
+          <w:b/>
+          <w:bCs/>
+        </w:rPr>
+        <w:t xml:space="preserve"> </w:t>
+      </w:r>
+      <w:r>
+        <w:rPr>
+          <w:b/>
+          <w:bCs/>
+        </w:rPr>
+        <w:t xml:space="preserve">regarding</w:t>
+      </w:r>
+      <w:r>
+        <w:rPr>
+          <w:b/>
+          <w:bCs/>
+        </w:rPr>
+        <w:t xml:space="preserve"> </w:t>
+      </w:r>
+      <w:r>
+        <w:rPr>
+          <w:b/>
+          <w:bCs/>
+        </w:rPr>
+        <w:t xml:space="preserve">the</w:t>
+      </w:r>
+      <w:r>
+        <w:rPr>
+          <w:b/>
+          <w:bCs/>
+        </w:rPr>
+        <w:t xml:space="preserve"> </w:t>
+      </w:r>
+      <w:r>
+        <w:rPr>
+          <w:b/>
+          <w:bCs/>
+        </w:rPr>
+        <w:t xml:space="preserve">mass</w:t>
+      </w:r>
+      <w:r>
+        <w:rPr>
+          <w:b/>
+          <w:bCs/>
+        </w:rPr>
+        <w:t xml:space="preserve"> </w:t>
+      </w:r>
+      <w:r>
+        <w:rPr>
+          <w:b/>
+          <w:bCs/>
+        </w:rPr>
+        <w:t xml:space="preserve">layoff.</w:t>
+      </w:r>
+    </w:p>
+    <w:p>
+      <w:pPr>
+        <w:pStyle w:val="BodyText"/>
       </w:pPr>
       <w:r>
         <w:t xml:space="preserve">30. Prior to July 1, 2019, Defendants, both on their own and jointly, employed 100 or more employees, including Plaintiffs, excluding part-time employees, at or in connection with the Facilities.</w:t>
@@ -617,7 +2516,55 @@
         <w:t xml:space="preserve"> </w:t>
       </w:r>
       <w:r>
-        <w:t xml:space="preserve">for purposes of the WARN Act: the Pax Mine in Fayette County, West Virginia; the Cumberland Mine Complex in Harlan County, Kentucky and Dickenson County, Virginia, including the D-11 Cloverlick/Panther in Harlan County, Kentucky; and D-21 Mine in Harlan County, Kentucky; D-28 (Huff Creek) in Kentucky; D-31 in Kentucky; D-9 Mine in Kentucky; P-8 Mine in Kentucky; S-17 Mine in Kentucky; and D-7 Osaka Mine in Virginia (collectively, the</w:t>
+        <w:t xml:space="preserve">for purposes of the WARN Act: the Pax Mine in Fayette County, West Virginia; the Cumberland Mine Complex in Harlan County, Kentucky and Dickenson County, Virginia, including the D</w:t>
+      </w:r>
+      <w:r>
+        <w:noBreakHyphen/>
+      </w:r>
+      <w:r>
+        <w:t xml:space="preserve">11 Cloverlick/​Panther in Harlan County, Kentucky; and D</w:t>
+      </w:r>
+      <w:r>
+        <w:noBreakHyphen/>
+      </w:r>
+      <w:r>
+        <w:t xml:space="preserve">21 Mine in Harlan County, Kentucky; D</w:t>
+      </w:r>
+      <w:r>
+        <w:noBreakHyphen/>
+      </w:r>
+      <w:r>
+        <w:t xml:space="preserve">28 (Huff Creek) in Kentucky; D</w:t>
+      </w:r>
+      <w:r>
+        <w:noBreakHyphen/>
+      </w:r>
+      <w:r>
+        <w:t xml:space="preserve">31 in Kentucky; D</w:t>
+      </w:r>
+      <w:r>
+        <w:noBreakHyphen/>
+      </w:r>
+      <w:r>
+        <w:t xml:space="preserve">9 Mine in Kentucky; P</w:t>
+      </w:r>
+      <w:r>
+        <w:noBreakHyphen/>
+      </w:r>
+      <w:r>
+        <w:t xml:space="preserve">8 Mine in Kentucky; S</w:t>
+      </w:r>
+      <w:r>
+        <w:noBreakHyphen/>
+      </w:r>
+      <w:r>
+        <w:t xml:space="preserve">17 Mine in Kentucky; and D</w:t>
+      </w:r>
+      <w:r>
+        <w:noBreakHyphen/>
+      </w:r>
+      <w:r>
+        <w:t xml:space="preserve">7 Osaka Mine in Virginia (collectively, the</w:t>
       </w:r>
       <w:r>
         <w:t xml:space="preserve"> </w:t>
@@ -655,20 +2602,251 @@
     </w:p>
     <w:p>
       <w:pPr>
-        <w:pStyle w:val="Heading3"/>
-      </w:pPr>
-      <w:bookmarkStart w:id="116" w:name="_eaa6d3af17b597e9a0be01876fb73e728f9b06c"/>
-      <w:r>
-        <w:t xml:space="preserve">Defendants were joint employers and integrated enterprises—sharing capital, sharing profits, sharing common control, and ignoring corporate formalities.</w:t>
-      </w:r>
-      <w:bookmarkEnd w:id="116"/>
-    </w:p>
-    <w:p>
-      <w:pPr>
-        <w:pStyle w:val="FirstParagraph"/>
-      </w:pPr>
-      <w:r>
-        <w:t xml:space="preserve">35. All of the employees at each of the aforementioned Sites were engaged in a common operational purpose, under common management, used common equipment, and were under the Defendants’ de facto and de jure management, maintenance, and control. Representatives of each of the three Defendants routinely ordered, directed, and/or controlled the Plaintiff and other workers throughout each Site on a regular basis.</w:t>
+        <w:keepNext/>
+        <w:keepLines/>
+        <w:spacing w:before="240" w:after="240" w:line="276" w:lineRule="exact"/>
+        <w:ind w:left="0" w:firstLine="0"/>
+        <w:jc w:val="left"/>
+        <w:outlineLvl w:val="2"/>
+      </w:pPr>
+      <w:r>
+        <w:rPr>
+          <w:b/>
+          <w:bCs/>
+        </w:rPr>
+        <w:t xml:space="preserve">Defendants</w:t>
+      </w:r>
+      <w:r>
+        <w:rPr>
+          <w:b/>
+          <w:bCs/>
+        </w:rPr>
+        <w:t xml:space="preserve"> </w:t>
+      </w:r>
+      <w:r>
+        <w:rPr>
+          <w:b/>
+          <w:bCs/>
+        </w:rPr>
+        <w:t xml:space="preserve">were</w:t>
+      </w:r>
+      <w:r>
+        <w:rPr>
+          <w:b/>
+          <w:bCs/>
+        </w:rPr>
+        <w:t xml:space="preserve"> </w:t>
+      </w:r>
+      <w:r>
+        <w:rPr>
+          <w:b/>
+          <w:bCs/>
+        </w:rPr>
+        <w:t xml:space="preserve">joint</w:t>
+      </w:r>
+      <w:r>
+        <w:rPr>
+          <w:b/>
+          <w:bCs/>
+        </w:rPr>
+        <w:t xml:space="preserve"> </w:t>
+      </w:r>
+      <w:r>
+        <w:rPr>
+          <w:b/>
+          <w:bCs/>
+        </w:rPr>
+        <w:t xml:space="preserve">employers</w:t>
+      </w:r>
+      <w:r>
+        <w:rPr>
+          <w:b/>
+          <w:bCs/>
+        </w:rPr>
+        <w:t xml:space="preserve"> </w:t>
+      </w:r>
+      <w:r>
+        <w:rPr>
+          <w:b/>
+          <w:bCs/>
+        </w:rPr>
+        <w:t xml:space="preserve">and</w:t>
+      </w:r>
+      <w:r>
+        <w:rPr>
+          <w:b/>
+          <w:bCs/>
+        </w:rPr>
+        <w:t xml:space="preserve"> </w:t>
+      </w:r>
+      <w:r>
+        <w:rPr>
+          <w:b/>
+          <w:bCs/>
+        </w:rPr>
+        <w:t xml:space="preserve">integrated</w:t>
+      </w:r>
+      <w:r>
+        <w:rPr>
+          <w:b/>
+          <w:bCs/>
+        </w:rPr>
+        <w:t xml:space="preserve"> </w:t>
+      </w:r>
+      <w:r>
+        <w:rPr>
+          <w:b/>
+          <w:bCs/>
+        </w:rPr>
+        <w:t xml:space="preserve">enterprises—sharing</w:t>
+      </w:r>
+      <w:r>
+        <w:rPr>
+          <w:b/>
+          <w:bCs/>
+        </w:rPr>
+        <w:t xml:space="preserve"> </w:t>
+      </w:r>
+      <w:r>
+        <w:rPr>
+          <w:b/>
+          <w:bCs/>
+        </w:rPr>
+        <w:t xml:space="preserve">capital,</w:t>
+      </w:r>
+      <w:r>
+        <w:rPr>
+          <w:b/>
+          <w:bCs/>
+        </w:rPr>
+        <w:t xml:space="preserve"> </w:t>
+      </w:r>
+      <w:r>
+        <w:rPr>
+          <w:b/>
+          <w:bCs/>
+        </w:rPr>
+        <w:t xml:space="preserve">sharing</w:t>
+      </w:r>
+      <w:r>
+        <w:rPr>
+          <w:b/>
+          <w:bCs/>
+        </w:rPr>
+        <w:t xml:space="preserve"> </w:t>
+      </w:r>
+      <w:r>
+        <w:rPr>
+          <w:b/>
+          <w:bCs/>
+        </w:rPr>
+        <w:t xml:space="preserve">profits,</w:t>
+      </w:r>
+      <w:r>
+        <w:rPr>
+          <w:b/>
+          <w:bCs/>
+        </w:rPr>
+        <w:t xml:space="preserve"> </w:t>
+      </w:r>
+      <w:r>
+        <w:rPr>
+          <w:b/>
+          <w:bCs/>
+        </w:rPr>
+        <w:t xml:space="preserve">sharing</w:t>
+      </w:r>
+      <w:r>
+        <w:rPr>
+          <w:b/>
+          <w:bCs/>
+        </w:rPr>
+        <w:t xml:space="preserve"> </w:t>
+      </w:r>
+      <w:r>
+        <w:rPr>
+          <w:b/>
+          <w:bCs/>
+        </w:rPr>
+        <w:t xml:space="preserve">common</w:t>
+      </w:r>
+      <w:r>
+        <w:rPr>
+          <w:b/>
+          <w:bCs/>
+        </w:rPr>
+        <w:t xml:space="preserve"> </w:t>
+      </w:r>
+      <w:r>
+        <w:rPr>
+          <w:b/>
+          <w:bCs/>
+        </w:rPr>
+        <w:t xml:space="preserve">control,</w:t>
+      </w:r>
+      <w:r>
+        <w:rPr>
+          <w:b/>
+          <w:bCs/>
+        </w:rPr>
+        <w:t xml:space="preserve"> </w:t>
+      </w:r>
+      <w:r>
+        <w:rPr>
+          <w:b/>
+          <w:bCs/>
+        </w:rPr>
+        <w:t xml:space="preserve">and</w:t>
+      </w:r>
+      <w:r>
+        <w:rPr>
+          <w:b/>
+          <w:bCs/>
+        </w:rPr>
+        <w:t xml:space="preserve"> </w:t>
+      </w:r>
+      <w:r>
+        <w:rPr>
+          <w:b/>
+          <w:bCs/>
+        </w:rPr>
+        <w:t xml:space="preserve">ignoring</w:t>
+      </w:r>
+      <w:r>
+        <w:rPr>
+          <w:b/>
+          <w:bCs/>
+        </w:rPr>
+        <w:t xml:space="preserve"> </w:t>
+      </w:r>
+      <w:r>
+        <w:rPr>
+          <w:b/>
+          <w:bCs/>
+        </w:rPr>
+        <w:t xml:space="preserve">corporate</w:t>
+      </w:r>
+      <w:r>
+        <w:rPr>
+          <w:b/>
+          <w:bCs/>
+        </w:rPr>
+        <w:t xml:space="preserve"> </w:t>
+      </w:r>
+      <w:r>
+        <w:rPr>
+          <w:b/>
+          <w:bCs/>
+        </w:rPr>
+        <w:t xml:space="preserve">formalities.</w:t>
+      </w:r>
+    </w:p>
+    <w:p>
+      <w:pPr>
+        <w:pStyle w:val="BodyText"/>
+      </w:pPr>
+      <w:r>
+        <w:t xml:space="preserve">35. All of the employees at each of the aforementioned Sites were engaged in a common operational purpose, under common management, used common equipment, and were under the Defendants’ de facto and de jure management, maintenance, and control. Representatives of each of the three Defendants routinely ordered, directed, and/​or controlled the Plaintiff and other workers throughout each Site on a regular basis.</w:t>
       </w:r>
     </w:p>
     <w:p>
@@ -708,31 +2886,31 @@
         <w:pStyle w:val="BodyText"/>
       </w:pPr>
       <w:r>
-        <w:t xml:space="preserve">40. At all times relevant, Jeffery Hoops Sr. was the de facto owner and controller of the Defendant entities, by and through Lexington Coal Company, LLC, upon information and belief.</w:t>
-      </w:r>
-    </w:p>
-    <w:p>
-      <w:pPr>
-        <w:pStyle w:val="BodyText"/>
-      </w:pPr>
-      <w:r>
-        <w:t xml:space="preserve">a. Hoops Sr. personally managed the business affairs of the Sites directly, and through agents who he personally employed and controlled, such as by directing or authorizing those agents to make capital outlays for the Sites.</w:t>
-      </w:r>
-    </w:p>
-    <w:p>
-      <w:pPr>
-        <w:pStyle w:val="BodyText"/>
-      </w:pPr>
-      <w:r>
-        <w:t xml:space="preserve">b. Hoops Sr. directed the business affairs of the Debtors in significant part through individuals who were jointly employed Defendant Hoops and Defendant Lexington Coal Company, LLC—including, but not limited to, Tom Michaels.</w:t>
-      </w:r>
-    </w:p>
-    <w:p>
-      <w:pPr>
-        <w:pStyle w:val="BodyText"/>
-      </w:pPr>
-      <w:r>
-        <w:t xml:space="preserve">c. Upon information and belief, Hoops Sr. personally exercised control over the sale of coal by the Debtors to Lexington Coal Company, LLC, and in turn, upon information and belief, personally exercised control over the further sale of that coal to third parties.</w:t>
+        <w:t xml:space="preserve">40. At all times relevant, Jeffery Hoops Sr. was the de facto owner and controller of the Defendant entities, by and through Lexington Coal Company, LLC, upon information and belief.</w:t>
+      </w:r>
+    </w:p>
+    <w:p>
+      <w:pPr>
+        <w:pStyle w:val="BodyText"/>
+      </w:pPr>
+      <w:r>
+        <w:t xml:space="preserve">a. Hoops Sr. personally managed the business affairs of the Sites directly, and through agents who he personally employed and controlled, such as by directing or authorizing those agents to make capital outlays for the Sites.</w:t>
+      </w:r>
+    </w:p>
+    <w:p>
+      <w:pPr>
+        <w:pStyle w:val="BodyText"/>
+      </w:pPr>
+      <w:r>
+        <w:t xml:space="preserve">b. Hoops Sr. directed the business affairs of the Debtors in significant part through individuals who were jointly employed Defendant Hoops and Defendant Lexington Coal Company, LLC—including, but not limited to, Tom Michaels.</w:t>
+      </w:r>
+    </w:p>
+    <w:p>
+      <w:pPr>
+        <w:pStyle w:val="BodyText"/>
+      </w:pPr>
+      <w:r>
+        <w:t xml:space="preserve">c. Upon information and belief, Hoops Sr. personally exercised control over the sale of coal by the Debtors to Lexington Coal Company, LLC, and in turn, upon information and belief, personally exercised control over the further sale of that coal to third parties.</w:t>
       </w:r>
     </w:p>
     <w:p>
@@ -788,7 +2966,7 @@
         <w:pStyle w:val="BodyText"/>
       </w:pPr>
       <w:r>
-        <w:t xml:space="preserve">d. In reality, Lexington Coal Company is under the de facto control of Defendant Jeffery Hoops and/or his immediate family members, and is a de facto single employer together with the other Defendants for purposes of the WARN Act and other relevant statutes as pleaded in this Complaint.</w:t>
+        <w:t xml:space="preserve">d. In reality, Lexington Coal Company is under the de facto control of Defendant Jeffery Hoops and/​or his immediate family members, and is a de facto single employer together with the other Defendants for purposes of the WARN Act and other relevant statutes as pleaded in this Complaint.</w:t>
       </w:r>
     </w:p>
     <w:p>
@@ -809,24 +2987,101 @@
     </w:p>
     <w:p>
       <w:pPr>
-        <w:pStyle w:val="Heading2"/>
-      </w:pPr>
-      <w:bookmarkStart w:id="117" w:name="_6b014fa11c0b9011d0becb8ae9d1f55b966b9d1"/>
-      <w:r>
-        <w:t xml:space="preserve">Count I - Kentucky Wage Violations</w:t>
-      </w:r>
-      <w:bookmarkEnd w:id="117"/>
-    </w:p>
-    <w:p>
-      <w:pPr>
-        <w:pStyle w:val="FirstParagraph"/>
+        <w:keepNext/>
+        <w:keepLines/>
+        <w:spacing w:before="240" w:after="240" w:line="276" w:lineRule="exact"/>
+        <w:ind w:left="0" w:firstLine="0"/>
+        <w:jc w:val="center"/>
+        <w:outlineLvl w:val="1"/>
+      </w:pPr>
+      <w:r>
+        <w:rPr>
+          <w:b/>
+          <w:bCs/>
+        </w:rPr>
+        <w:t xml:space="preserve">Count</w:t>
+      </w:r>
+      <w:r>
+        <w:rPr>
+          <w:b/>
+          <w:bCs/>
+        </w:rPr>
+        <w:t xml:space="preserve"> </w:t>
+      </w:r>
+      <w:r>
+        <w:rPr>
+          <w:b/>
+          <w:bCs/>
+        </w:rPr>
+        <w:t xml:space="preserve">I</w:t>
+      </w:r>
+      <w:r>
+        <w:rPr>
+          <w:b/>
+          <w:bCs/>
+        </w:rPr>
+        <w:t xml:space="preserve"> </w:t>
+      </w:r>
+      <w:r>
+        <w:rPr>
+          <w:b/>
+          <w:bCs/>
+        </w:rPr>
+        <w:t xml:space="preserve">-</w:t>
+      </w:r>
+      <w:r>
+        <w:rPr>
+          <w:b/>
+          <w:bCs/>
+        </w:rPr>
+        <w:t xml:space="preserve"> </w:t>
+      </w:r>
+      <w:r>
+        <w:rPr>
+          <w:b/>
+          <w:bCs/>
+        </w:rPr>
+        <w:t xml:space="preserve">Kentucky</w:t>
+      </w:r>
+      <w:r>
+        <w:rPr>
+          <w:b/>
+          <w:bCs/>
+        </w:rPr>
+        <w:t xml:space="preserve"> </w:t>
+      </w:r>
+      <w:r>
+        <w:rPr>
+          <w:b/>
+          <w:bCs/>
+        </w:rPr>
+        <w:t xml:space="preserve">Wage</w:t>
+      </w:r>
+      <w:r>
+        <w:rPr>
+          <w:b/>
+          <w:bCs/>
+        </w:rPr>
+        <w:t xml:space="preserve"> </w:t>
+      </w:r>
+      <w:r>
+        <w:rPr>
+          <w:b/>
+          <w:bCs/>
+        </w:rPr>
+        <w:t xml:space="preserve">Violations</w:t>
+      </w:r>
+    </w:p>
+    <w:p>
+      <w:pPr>
+        <w:pStyle w:val="BodyText"/>
       </w:pPr>
       <w:r>
         <w:rPr>
           <w:i/>
           <w:iCs/>
         </w:rPr>
-        <w:t xml:space="preserve">Ky. Rev. Stat. Sec. 337.020</w:t>
+        <w:t xml:space="preserve">Ky. Rev. Stat. Sec. 337.020</w:t>
       </w:r>
     </w:p>
     <w:p>
@@ -842,7 +3097,7 @@
         <w:pStyle w:val="BodyText"/>
       </w:pPr>
       <w:r>
-        <w:t xml:space="preserve">45. The Defendants jointly employed Mr. X, Y, and Z (</w:t>
+        <w:t xml:space="preserve">45. The Defendants jointly employed Mr. X, Y, and Z (</w:t>
       </w:r>
       <w:r>
         <w:t xml:space="preserve">“Kentucky Plaintiffs”</w:t>
@@ -877,7 +3132,7 @@
         <w:t xml:space="preserve"> </w:t>
       </w:r>
       <w:r>
-        <w:t xml:space="preserve">Ky. Rev. Stat. § 337.010(d).</w:t>
+        <w:t xml:space="preserve">Ky. Rev. Stat. § 337.010(d).</w:t>
       </w:r>
     </w:p>
     <w:p>
@@ -897,7 +3152,7 @@
         <w:t xml:space="preserve"> </w:t>
       </w:r>
       <w:r>
-        <w:t xml:space="preserve">subject to inapplicable exceptions. Ky. Rev. Stat. § 337.010(e).</w:t>
+        <w:t xml:space="preserve">subject to inapplicable exceptions. Ky. Rev. Stat. § 337.010(e).</w:t>
       </w:r>
     </w:p>
     <w:p>
@@ -926,7 +3181,7 @@
         <w:t xml:space="preserve"> </w:t>
       </w:r>
       <w:r>
-        <w:t xml:space="preserve">Ky. Rev. Stat. § 337.010(c)(1).</w:t>
+        <w:t xml:space="preserve">Ky. Rev. Stat. § 337.010(c)⁠(1).</w:t>
       </w:r>
     </w:p>
     <w:p>
@@ -946,7 +3201,7 @@
         <w:t xml:space="preserve"> </w:t>
       </w:r>
       <w:r>
-        <w:t xml:space="preserve">Ky. Rev. Stat. § 337.020.</w:t>
+        <w:t xml:space="preserve">Ky. Rev. Stat. § 337.020.</w:t>
       </w:r>
     </w:p>
     <w:p>
@@ -962,7 +3217,7 @@
         <w:pStyle w:val="BodyText"/>
       </w:pPr>
       <w:r>
-        <w:t xml:space="preserve">51. As joint employers of the Kentucky Plaintiff and the other employees at the Kentucky Sites, the Defendants are liable for unpaid wages and liquidated damages in Kentucky. Ky. Rev. Stat. § 337.385.</w:t>
+        <w:t xml:space="preserve">51. As joint employers of the Kentucky Plaintiff and the other employees at the Kentucky Sites, the Defendants are liable for unpaid wages and liquidated damages in Kentucky. Ky. Rev. Stat. § 337.385.</w:t>
       </w:r>
     </w:p>
     <w:p>
@@ -976,43 +3231,154 @@
         <w:t xml:space="preserve"> </w:t>
       </w:r>
       <w:r>
-        <w:t xml:space="preserve">“[A]ny employer who pays any employee less than wages and overtime compensation to which such employee is entitled under or by virtue of KRS §§ 337.020 to 337.285 shall be liable to such employee affected for the full amount of such wages and overtime compensation, less any amount actually paid to such employee by the employer, for an additional equal amount as liquidated damages, and for costs and such reasonable attorney’s fees as may be allowed by the court.”</w:t>
-      </w:r>
-      <w:r>
-        <w:t xml:space="preserve"> </w:t>
-      </w:r>
-      <w:r>
-        <w:t xml:space="preserve">Ky. Rev. Stat. § 337.385(1).</w:t>
-      </w:r>
-    </w:p>
-    <w:p>
-      <w:pPr>
-        <w:pStyle w:val="BodyText"/>
-      </w:pPr>
-      <w:r>
-        <w:t xml:space="preserve">53. The Kentucky Plaintiffs are, therefore, entitled to recover the wages and damages due to them, including interest, in addition to liquidated damages equivalent to one times the amount which was unpaid when due, and attorney fees, pursuant to Ky. Rev. Stat. §§ 337.020, 385(1).</w:t>
-      </w:r>
-    </w:p>
-    <w:p>
-      <w:pPr>
-        <w:pStyle w:val="Heading2"/>
-      </w:pPr>
-      <w:bookmarkStart w:id="118" w:name="_95d44a8602263f0eb94668427bdf4a2f10cb613"/>
-      <w:r>
-        <w:t xml:space="preserve">Count II – West Virginia Wage Violations</w:t>
-      </w:r>
-      <w:bookmarkEnd w:id="118"/>
-    </w:p>
-    <w:p>
-      <w:pPr>
-        <w:pStyle w:val="FirstParagraph"/>
+        <w:t xml:space="preserve">“[A]ny employer who pays any employee less than wages and overtime compensation to which such employee is entitled under or by virtue of KRS §§ 337.020 to 337.285 shall be liable to such employee affected for the full amount of such wages and overtime compensation, less any amount actually paid to such employee by the employer, for an additional equal amount as liquidated damages, and for costs and such reasonable attorney’s fees as may be allowed by the court.”</w:t>
+      </w:r>
+      <w:r>
+        <w:t xml:space="preserve"> </w:t>
+      </w:r>
+      <w:r>
+        <w:t xml:space="preserve">Ky. Rev. Stat. § 337.385(1).</w:t>
+      </w:r>
+    </w:p>
+    <w:p>
+      <w:pPr>
+        <w:pStyle w:val="BodyText"/>
+      </w:pPr>
+      <w:r>
+        <w:t xml:space="preserve">53. The Kentucky Plaintiffs are, therefore, entitled to recover the wages and damages due to them, including interest, in addition to liquidated damages equivalent to one times the amount which was unpaid when due, and attorney fees, pursuant to Ky. Rev. Stat. §§ 337.020, 385(1).</w:t>
+      </w:r>
+    </w:p>
+    <w:p>
+      <w:pPr>
+        <w:keepNext/>
+        <w:keepLines/>
+        <w:spacing w:before="240" w:after="240" w:line="276" w:lineRule="exact"/>
+        <w:ind w:left="0" w:firstLine="0"/>
+        <w:jc w:val="center"/>
+        <w:outlineLvl w:val="1"/>
+      </w:pPr>
+      <w:r>
+        <w:rPr>
+          <w:b/>
+          <w:bCs/>
+        </w:rPr>
+        <w:t xml:space="preserve">Count</w:t>
+      </w:r>
+      <w:r>
+        <w:rPr>
+          <w:b/>
+          <w:bCs/>
+        </w:rPr>
+        <w:t xml:space="preserve"> </w:t>
+      </w:r>
+      <w:r>
+        <w:rPr>
+          <w:b/>
+          <w:bCs/>
+        </w:rPr>
+        <w:t xml:space="preserve">II</w:t>
+      </w:r>
+      <w:r>
+        <w:rPr>
+          <w:b/>
+          <w:bCs/>
+        </w:rPr>
+        <w:t xml:space="preserve"> </w:t>
+      </w:r>
+      <w:r>
+        <w:rPr>
+          <w:b/>
+          <w:bCs/>
+        </w:rPr>
+        <w:t xml:space="preserve">–</w:t>
+      </w:r>
+      <w:r>
+        <w:rPr>
+          <w:b/>
+          <w:bCs/>
+        </w:rPr>
+        <w:t xml:space="preserve"> </w:t>
+      </w:r>
+      <w:r>
+        <w:rPr>
+          <w:b/>
+          <w:bCs/>
+        </w:rPr>
+        <w:t xml:space="preserve">West</w:t>
+      </w:r>
+      <w:r>
+        <w:rPr>
+          <w:b/>
+          <w:bCs/>
+        </w:rPr>
+        <w:t xml:space="preserve"> </w:t>
+      </w:r>
+      <w:r>
+        <w:rPr>
+          <w:b/>
+          <w:bCs/>
+        </w:rPr>
+        <w:t xml:space="preserve">Virginia</w:t>
+      </w:r>
+      <w:r>
+        <w:rPr>
+          <w:b/>
+          <w:bCs/>
+        </w:rPr>
+        <w:t xml:space="preserve"> </w:t>
+      </w:r>
+      <w:r>
+        <w:rPr>
+          <w:b/>
+          <w:bCs/>
+        </w:rPr>
+        <w:t xml:space="preserve">Wage</w:t>
+      </w:r>
+      <w:r>
+        <w:rPr>
+          <w:b/>
+          <w:bCs/>
+        </w:rPr>
+        <w:t xml:space="preserve"> </w:t>
+      </w:r>
+      <w:r>
+        <w:rPr>
+          <w:b/>
+          <w:bCs/>
+        </w:rPr>
+        <w:t xml:space="preserve">Violations</w:t>
+      </w:r>
+    </w:p>
+    <w:p>
+      <w:pPr>
+        <w:pStyle w:val="BodyText"/>
       </w:pPr>
       <w:r>
         <w:rPr>
           <w:i/>
           <w:iCs/>
         </w:rPr>
-        <w:t xml:space="preserve">West Virginia Wage Payment and Collection Act, W.Va. Code § 21-5-1 – 13</w:t>
+        <w:t xml:space="preserve">West Virginia Wage Payment and Collection Act, W.Va. Code § 21</w:t>
+      </w:r>
+      <w:r>
+        <w:noBreakHyphen/>
+      </w:r>
+      <w:r>
+        <w:rPr>
+          <w:i/>
+          <w:iCs/>
+        </w:rPr>
+        <w:t xml:space="preserve">5</w:t>
+      </w:r>
+      <w:r>
+        <w:noBreakHyphen/>
+      </w:r>
+      <w:r>
+        <w:rPr>
+          <w:i/>
+          <w:iCs/>
+        </w:rPr>
+        <w:t xml:space="preserve">1 – 13</w:t>
       </w:r>
     </w:p>
     <w:p>
@@ -1028,7 +3394,7 @@
         <w:pStyle w:val="BodyText"/>
       </w:pPr>
       <w:r>
-        <w:t xml:space="preserve">55. The Defendants jointly employed Mr. Shawn Abner (the</w:t>
+        <w:t xml:space="preserve">55. The Defendants jointly employed Mr. Shawn Abner (the</w:t>
       </w:r>
       <w:r>
         <w:t xml:space="preserve"> </w:t>
@@ -1037,7 +3403,19 @@
         <w:t xml:space="preserve">“West Virginia Plaintiff”</w:t>
       </w:r>
       <w:r>
-        <w:t xml:space="preserve">) as an employee who was suffered or permitted to work by the Defendants jointly, within the meaning of W. Va. Code § 21-5-1(b),(m).</w:t>
+        <w:t xml:space="preserve">) as an employee who was suffered or permitted to work by the Defendants jointly, within the meaning of W. Va. Code § 21</w:t>
+      </w:r>
+      <w:r>
+        <w:noBreakHyphen/>
+      </w:r>
+      <w:r>
+        <w:t xml:space="preserve">5</w:t>
+      </w:r>
+      <w:r>
+        <w:noBreakHyphen/>
+      </w:r>
+      <w:r>
+        <w:t xml:space="preserve">1(b),(m).</w:t>
       </w:r>
     </w:p>
     <w:p>
@@ -1057,7 +3435,19 @@
         <w:t xml:space="preserve"> </w:t>
       </w:r>
       <w:r>
-        <w:t xml:space="preserve">W. Va. Code § 21-5-3(a).</w:t>
+        <w:t xml:space="preserve">W. Va. Code § 21</w:t>
+      </w:r>
+      <w:r>
+        <w:noBreakHyphen/>
+      </w:r>
+      <w:r>
+        <w:t xml:space="preserve">5</w:t>
+      </w:r>
+      <w:r>
+        <w:noBreakHyphen/>
+      </w:r>
+      <w:r>
+        <w:t xml:space="preserve">3(a).</w:t>
       </w:r>
     </w:p>
     <w:p>
@@ -1089,7 +3479,19 @@
         <w:t xml:space="preserve"> </w:t>
       </w:r>
       <w:r>
-        <w:t xml:space="preserve">W. Va. Code § 21-5-1(c).</w:t>
+        <w:t xml:space="preserve">W. Va. Code § 21</w:t>
+      </w:r>
+      <w:r>
+        <w:noBreakHyphen/>
+      </w:r>
+      <w:r>
+        <w:t xml:space="preserve">5</w:t>
+      </w:r>
+      <w:r>
+        <w:noBreakHyphen/>
+      </w:r>
+      <w:r>
+        <w:t xml:space="preserve">1(c).</w:t>
       </w:r>
     </w:p>
     <w:p>
@@ -1117,7 +3519,19 @@
         <w:t xml:space="preserve"> </w:t>
       </w:r>
       <w:r>
-        <w:t xml:space="preserve">W. Va. Code § 21-5-3(d).</w:t>
+        <w:t xml:space="preserve">W. Va. Code § 21</w:t>
+      </w:r>
+      <w:r>
+        <w:noBreakHyphen/>
+      </w:r>
+      <w:r>
+        <w:t xml:space="preserve">5</w:t>
+      </w:r>
+      <w:r>
+        <w:noBreakHyphen/>
+      </w:r>
+      <w:r>
+        <w:t xml:space="preserve">3(d).</w:t>
       </w:r>
     </w:p>
     <w:p>
@@ -1137,7 +3551,19 @@
         <w:t xml:space="preserve"> </w:t>
       </w:r>
       <w:r>
-        <w:t xml:space="preserve">W. Va. Code § 21-5-3(e).</w:t>
+        <w:t xml:space="preserve">W. Va. Code § 21</w:t>
+      </w:r>
+      <w:r>
+        <w:noBreakHyphen/>
+      </w:r>
+      <w:r>
+        <w:t xml:space="preserve">5</w:t>
+      </w:r>
+      <w:r>
+        <w:noBreakHyphen/>
+      </w:r>
+      <w:r>
+        <w:t xml:space="preserve">3(e).</w:t>
       </w:r>
     </w:p>
     <w:p>
@@ -1157,7 +3583,19 @@
         <w:t xml:space="preserve"> </w:t>
       </w:r>
       <w:r>
-        <w:t xml:space="preserve">W. Va. Code § 21-5-3(e).</w:t>
+        <w:t xml:space="preserve">W. Va. Code § 21</w:t>
+      </w:r>
+      <w:r>
+        <w:noBreakHyphen/>
+      </w:r>
+      <w:r>
+        <w:t xml:space="preserve">5</w:t>
+      </w:r>
+      <w:r>
+        <w:noBreakHyphen/>
+      </w:r>
+      <w:r>
+        <w:t xml:space="preserve">3(e).</w:t>
       </w:r>
     </w:p>
     <w:p>
@@ -1217,57 +3655,160 @@
         <w:t xml:space="preserve"> </w:t>
       </w:r>
       <w:r>
-        <w:t xml:space="preserve">W. Va. Code Sec. 21-5-12.</w:t>
-      </w:r>
-    </w:p>
-    <w:p>
-      <w:pPr>
-        <w:pStyle w:val="BodyText"/>
-      </w:pPr>
-      <w:r>
-        <w:t xml:space="preserve">66. When the Defendants terminated the West Virginia Plaintiff and Defendants’ West Virginia employees, the Defendants failed to pay the wages due as required by the next regular payday on which the wages would otherwise have been due and payable, in violation of W. Va. Code Sec. 21-5-4(e).</w:t>
-      </w:r>
-    </w:p>
-    <w:p>
-      <w:pPr>
-        <w:pStyle w:val="BodyText"/>
-      </w:pPr>
-      <w:r>
-        <w:t xml:space="preserve">67. The West Virginia Plaintiff and Defendants’ West Virginia employees are, therefore, entitled to recover the wages and damages due to them, including interest, in addition to liquidated damages equivalent to two times the amount which was unpaid when due, and attorney fees, pursuant to W. Va. Code Sec. 21-5-4(e), and 12.</w:t>
-      </w:r>
-    </w:p>
-    <w:p>
-      <w:pPr>
-        <w:pStyle w:val="Heading1"/>
-      </w:pPr>
-      <w:bookmarkStart w:id="119" w:name="_f4db189c9d1310409ff7ae5afde8defe75a6f4d"/>
-      <w:r>
-        <w:t xml:space="preserve">DAMAGES AND RELIEF REQUESTED</w:t>
-      </w:r>
-      <w:bookmarkEnd w:id="119"/>
-    </w:p>
-    <w:p>
-      <w:pPr>
-        <w:pStyle w:val="FirstParagraph"/>
-      </w:pPr>
-      <w:r>
-        <w:t xml:space="preserve">112. Pursuant to Fed. R. Civ. P. 23(a), (b), &amp; (c), and 29 U.S.C. § 2104(a)(5), and other applicable law, Plaintiffs request that the Court provide the following equitable and legal relief:</w:t>
-      </w:r>
-    </w:p>
-    <w:p>
-      <w:pPr>
-        <w:pStyle w:val="BodyText"/>
-      </w:pPr>
-      <w:r>
-        <w:t xml:space="preserve">a. An allowed claim against the Debtor Defendants in favor of the Plaintiffs and Class Members in the following amounts: wages and benefits due but unpaid as set forth above; up to the maximum amount of statutory and liquidated damages, including interest compounded at an appropriate rate and frequency, pursuant to Ky. Rev. Stat. Section 337.385(1), W. Va. Code 21-5-4, 12, Va. Code 40.1-28, 29 U.S.C. 1132(a), (c), (ERISA), 29 U.S.C. §§ 2104(a)(1) &amp; (2) (WARN Act).</w:t>
-      </w:r>
-    </w:p>
-    <w:p>
-      <w:pPr>
-        <w:pStyle w:val="BodyText"/>
-      </w:pPr>
-      <w:r>
-        <w:t xml:space="preserve">b. The Court designate the named Plaintiffs as class representatives as permitted by Rule 23 and 29 U.S.C. § 2104(a)(5).</w:t>
+        <w:t xml:space="preserve">W. Va. Code Sec. 21</w:t>
+      </w:r>
+      <w:r>
+        <w:noBreakHyphen/>
+      </w:r>
+      <w:r>
+        <w:t xml:space="preserve">5</w:t>
+      </w:r>
+      <w:r>
+        <w:noBreakHyphen/>
+      </w:r>
+      <w:r>
+        <w:t xml:space="preserve">12.</w:t>
+      </w:r>
+    </w:p>
+    <w:p>
+      <w:pPr>
+        <w:pStyle w:val="BodyText"/>
+      </w:pPr>
+      <w:r>
+        <w:t xml:space="preserve">66. When the Defendants terminated the West Virginia Plaintiff and Defendants’ West Virginia employees, the Defendants failed to pay the wages due as required by the next regular payday on which the wages would otherwise have been due and payable, in violation of W. Va. Code Sec. 21</w:t>
+      </w:r>
+      <w:r>
+        <w:noBreakHyphen/>
+      </w:r>
+      <w:r>
+        <w:t xml:space="preserve">5</w:t>
+      </w:r>
+      <w:r>
+        <w:noBreakHyphen/>
+      </w:r>
+      <w:r>
+        <w:t xml:space="preserve">4(e).</w:t>
+      </w:r>
+    </w:p>
+    <w:p>
+      <w:pPr>
+        <w:pStyle w:val="BodyText"/>
+      </w:pPr>
+      <w:r>
+        <w:t xml:space="preserve">67. The West Virginia Plaintiff and Defendants’ West Virginia employees are, therefore, entitled to recover the wages and damages due to them, including interest, in addition to liquidated damages equivalent to two times the amount which was unpaid when due, and attorney fees, pursuant to W. Va. Code Sec. 21</w:t>
+      </w:r>
+      <w:r>
+        <w:noBreakHyphen/>
+      </w:r>
+      <w:r>
+        <w:t xml:space="preserve">5</w:t>
+      </w:r>
+      <w:r>
+        <w:noBreakHyphen/>
+      </w:r>
+      <w:r>
+        <w:t xml:space="preserve">4(e), and 12.</w:t>
+      </w:r>
+    </w:p>
+    <w:p>
+      <w:pPr>
+        <w:keepNext/>
+        <w:keepLines/>
+        <w:spacing w:before="240" w:after="240" w:line="276" w:lineRule="exact"/>
+        <w:ind w:left="0" w:firstLine="0"/>
+        <w:jc w:val="center"/>
+        <w:outlineLvl w:val="0"/>
+      </w:pPr>
+      <w:r>
+        <w:rPr>
+          <w:b/>
+          <w:bCs/>
+        </w:rPr>
+        <w:t xml:space="preserve">DAMAGES</w:t>
+      </w:r>
+      <w:r>
+        <w:rPr>
+          <w:b/>
+          <w:bCs/>
+        </w:rPr>
+        <w:t xml:space="preserve"> </w:t>
+      </w:r>
+      <w:r>
+        <w:rPr>
+          <w:b/>
+          <w:bCs/>
+        </w:rPr>
+        <w:t xml:space="preserve">AND</w:t>
+      </w:r>
+      <w:r>
+        <w:rPr>
+          <w:b/>
+          <w:bCs/>
+        </w:rPr>
+        <w:t xml:space="preserve"> </w:t>
+      </w:r>
+      <w:r>
+        <w:rPr>
+          <w:b/>
+          <w:bCs/>
+        </w:rPr>
+        <w:t xml:space="preserve">RELIEF</w:t>
+      </w:r>
+      <w:r>
+        <w:rPr>
+          <w:b/>
+          <w:bCs/>
+        </w:rPr>
+        <w:t xml:space="preserve"> </w:t>
+      </w:r>
+      <w:r>
+        <w:rPr>
+          <w:b/>
+          <w:bCs/>
+        </w:rPr>
+        <w:t xml:space="preserve">REQUESTED</w:t>
+      </w:r>
+    </w:p>
+    <w:p>
+      <w:pPr>
+        <w:pStyle w:val="BodyText"/>
+      </w:pPr>
+      <w:r>
+        <w:t xml:space="preserve">112. Pursuant to Fed. R. Civ. P. 23(a), (b), &amp; (c), and 29 U.S.C. § 2104(a)⁠(5), and other applicable law, Plaintiffs request that the Court provide the following equitable and legal relief:</w:t>
+      </w:r>
+    </w:p>
+    <w:p>
+      <w:pPr>
+        <w:pStyle w:val="BodyText"/>
+      </w:pPr>
+      <w:r>
+        <w:t xml:space="preserve">a. An allowed claim against the Debtor Defendants in favor of the Plaintiffs and Class Members in the following amounts: wages and benefits due but unpaid as set forth above; up to the maximum amount of statutory and liquidated damages, including interest compounded at an appropriate rate and frequency, pursuant to Ky. Rev. Stat. Section 337.385(1), W. Va. Code 21</w:t>
+      </w:r>
+      <w:r>
+        <w:noBreakHyphen/>
+      </w:r>
+      <w:r>
+        <w:t xml:space="preserve">5</w:t>
+      </w:r>
+      <w:r>
+        <w:noBreakHyphen/>
+      </w:r>
+      <w:r>
+        <w:t xml:space="preserve">4, 12, Va. Code 40.1</w:t>
+      </w:r>
+      <w:r>
+        <w:noBreakHyphen/>
+      </w:r>
+      <w:r>
+        <w:t xml:space="preserve">28, 29 U.S.C. 1132(a), (c), (ERISA), 29 U.S.C. §§ 2104(a)⁠(1) &amp; (2) (WARN Act).</w:t>
+      </w:r>
+    </w:p>
+    <w:p>
+      <w:pPr>
+        <w:pStyle w:val="BodyText"/>
+      </w:pPr>
+      <w:r>
+        <w:t xml:space="preserve">b. The Court designate the named Plaintiffs as class representatives as permitted by Rule 23 and 29 U.S.C. § 2104(a)⁠(5).</w:t>
       </w:r>
     </w:p>
     <w:p>
@@ -1283,7 +3824,19 @@
         <w:pStyle w:val="BodyText"/>
       </w:pPr>
       <w:r>
-        <w:t xml:space="preserve">d. An allowed administrative priority claim against the Debtor Defendants under 11 U.S.C. § 503 for the reasonable attorneys’ fees, litigation expenses, and other costs that Plaintiffs incur in pursuing this action as authorized by Ky. Rev. Stat. § 337.020, W.Va. Code § 21-5-12, Va. Code, 29 U.S.C. § 1132, and 29 U.S.C. § 2104(a)(6).</w:t>
+        <w:t xml:space="preserve">d. An allowed administrative priority claim against the Debtor Defendants under 11 U.S.C. § 503 for the reasonable attorneys’ fees, litigation expenses, and other costs that Plaintiffs incur in pursuing this action as authorized by Ky. Rev. Stat. § 337.020, W.Va. Code § 21</w:t>
+      </w:r>
+      <w:r>
+        <w:noBreakHyphen/>
+      </w:r>
+      <w:r>
+        <w:t xml:space="preserve">5</w:t>
+      </w:r>
+      <w:r>
+        <w:noBreakHyphen/>
+      </w:r>
+      <w:r>
+        <w:t xml:space="preserve">12, Va. Code, 29 U.S.C. § 1132, and 29 U.S.C. § 2104(a)⁠(6).</w:t>
       </w:r>
     </w:p>
     <w:p>
@@ -1304,236 +3857,714 @@
     </w:p>
     <w:p>
       <w:pPr>
-        <w:pStyle w:val="BodyKeep"/>
-      </w:pPr>
-      <w:r>
-        <w:t xml:space="preserve">[Plaintiffs’ statement whether they do or do not consent to the entry of final orders or judgment by the bankruptcy court: to be completed by counsel.]</w:t>
-      </w:r>
-    </w:p>
-    <w:p>
-      <w:pPr>
-        <w:pStyle w:val="GapKeep24"/>
-      </w:pPr>
+        <w:spacing w:before="0" w:after="0" w:line="480" w:lineRule="exact"/>
+        <w:ind w:left="0" w:firstLine="720"/>
+        <w:jc w:val="left"/>
+      </w:pPr>
+      <w:r>
+        <w:t xml:space="preserve">[Plaintiffs’</w:t>
+      </w:r>
+      <w:r>
+        <w:t xml:space="preserve"> </w:t>
+      </w:r>
+      <w:r>
+        <w:t xml:space="preserve">statement</w:t>
+      </w:r>
+      <w:r>
+        <w:t xml:space="preserve"> </w:t>
+      </w:r>
+      <w:r>
+        <w:t xml:space="preserve">whether</w:t>
+      </w:r>
+      <w:r>
+        <w:t xml:space="preserve"> </w:t>
+      </w:r>
+      <w:r>
+        <w:t xml:space="preserve">they</w:t>
+      </w:r>
+      <w:r>
+        <w:t xml:space="preserve"> </w:t>
+      </w:r>
+      <w:r>
+        <w:t xml:space="preserve">do</w:t>
+      </w:r>
+      <w:r>
+        <w:t xml:space="preserve"> </w:t>
+      </w:r>
+      <w:r>
+        <w:t xml:space="preserve">or</w:t>
+      </w:r>
+      <w:r>
+        <w:t xml:space="preserve"> </w:t>
+      </w:r>
+      <w:r>
+        <w:t xml:space="preserve">do</w:t>
+      </w:r>
+      <w:r>
+        <w:t xml:space="preserve"> </w:t>
+      </w:r>
+      <w:r>
+        <w:t xml:space="preserve">not</w:t>
+      </w:r>
+      <w:r>
+        <w:t xml:space="preserve"> </w:t>
+      </w:r>
+      <w:r>
+        <w:t xml:space="preserve">consent</w:t>
+      </w:r>
+      <w:r>
+        <w:t xml:space="preserve"> </w:t>
+      </w:r>
+      <w:r>
+        <w:t xml:space="preserve">to</w:t>
+      </w:r>
+      <w:r>
+        <w:t xml:space="preserve"> </w:t>
+      </w:r>
+      <w:r>
+        <w:t xml:space="preserve">the</w:t>
+      </w:r>
+      <w:r>
+        <w:t xml:space="preserve"> </w:t>
+      </w:r>
+      <w:r>
+        <w:t xml:space="preserve">entry</w:t>
+      </w:r>
+      <w:r>
+        <w:t xml:space="preserve"> </w:t>
+      </w:r>
+      <w:r>
+        <w:t xml:space="preserve">of</w:t>
+      </w:r>
+      <w:r>
+        <w:t xml:space="preserve"> </w:t>
+      </w:r>
+      <w:r>
+        <w:t xml:space="preserve">final</w:t>
+      </w:r>
+      <w:r>
+        <w:t xml:space="preserve"> </w:t>
+      </w:r>
+      <w:r>
+        <w:t xml:space="preserve">orders</w:t>
+      </w:r>
+      <w:r>
+        <w:t xml:space="preserve"> </w:t>
+      </w:r>
+      <w:r>
+        <w:t xml:space="preserve">or</w:t>
+      </w:r>
+      <w:r>
+        <w:t xml:space="preserve"> </w:t>
+      </w:r>
+      <w:r>
+        <w:t xml:space="preserve">judgment</w:t>
+      </w:r>
+      <w:r>
+        <w:t xml:space="preserve"> </w:t>
+      </w:r>
+      <w:r>
+        <w:t xml:space="preserve">by</w:t>
+      </w:r>
+      <w:r>
+        <w:t xml:space="preserve"> </w:t>
+      </w:r>
+      <w:r>
+        <w:t xml:space="preserve">the</w:t>
+      </w:r>
+      <w:r>
+        <w:t xml:space="preserve"> </w:t>
+      </w:r>
+      <w:r>
+        <w:t xml:space="preserve">bankruptcy</w:t>
+      </w:r>
+      <w:r>
+        <w:t xml:space="preserve"> </w:t>
+      </w:r>
+      <w:r>
+        <w:t xml:space="preserve">court:</w:t>
+      </w:r>
+      <w:r>
+        <w:t xml:space="preserve"> </w:t>
+      </w:r>
+      <w:r>
+        <w:t xml:space="preserve">to</w:t>
+      </w:r>
+      <w:r>
+        <w:t xml:space="preserve"> </w:t>
+      </w:r>
+      <w:r>
+        <w:t xml:space="preserve">be</w:t>
+      </w:r>
+      <w:r>
+        <w:t xml:space="preserve"> </w:t>
+      </w:r>
+      <w:r>
+        <w:t xml:space="preserve">completed</w:t>
+      </w:r>
+      <w:r>
+        <w:t xml:space="preserve"> </w:t>
+      </w:r>
+      <w:r>
+        <w:t xml:space="preserve">by</w:t>
+      </w:r>
+      <w:r>
+        <w:t xml:space="preserve"> </w:t>
+      </w:r>
+      <w:r>
+        <w:t xml:space="preserve">counsel.]</w:t>
+      </w:r>
+    </w:p>
+    <w:p>
+      <w:pPr>
+        <w:keepNext/>
+        <w:keepLines/>
+        <w:spacing w:before="480" w:after="0" w:line="276" w:lineRule="exact"/>
+        <w:ind w:left="4752" w:firstLine="0"/>
+        <w:jc w:val="left"/>
+      </w:pPr>
+      <w:r>
+        <w:t xml:space="preserve">Plaintiffs,</w:t>
+      </w:r>
+    </w:p>
+    <w:p>
+      <w:pPr>
+        <w:keepNext/>
+        <w:keepLines/>
+        <w:spacing w:before="0" w:after="0" w:line="276" w:lineRule="exact"/>
+        <w:ind w:left="4752" w:firstLine="0"/>
+        <w:jc w:val="left"/>
+      </w:pPr>
+      <w:r>
+        <w:t xml:space="preserve">Shawn</w:t>
+      </w:r>
+      <w:r>
+        <w:t xml:space="preserve"> </w:t>
+      </w:r>
+      <w:r>
+        <w:t xml:space="preserve">Abner,</w:t>
+      </w:r>
+      <w:r>
+        <w:t xml:space="preserve"> </w:t>
+      </w:r>
+      <w:r>
+        <w:t xml:space="preserve">et</w:t>
+      </w:r>
+      <w:r>
+        <w:t xml:space="preserve"> </w:t>
+      </w:r>
+      <w:r>
+        <w:t xml:space="preserve">al.</w:t>
+      </w:r>
+    </w:p>
+    <w:p>
+      <w:pPr>
+        <w:keepNext/>
+        <w:keepLines/>
+        <w:spacing w:before="0" w:after="0" w:line="276" w:lineRule="exact"/>
+        <w:ind w:left="4752" w:firstLine="0"/>
+        <w:jc w:val="left"/>
+      </w:pPr>
+      <w:r>
+        <w:t xml:space="preserve">By</w:t>
+      </w:r>
+      <w:r>
+        <w:t xml:space="preserve"> </w:t>
+      </w:r>
+      <w:r>
+        <w:t xml:space="preserve">counsel:</w:t>
+      </w:r>
     </w:p>
     <w:tbl>
       <w:tblPr>
-        <w:tblStyle w:val="Table"/>
-        <w:tblW w:type="pct" w:w="5000"/>
+        <w:tblW w:w="9360" w:type="dxa"/>
         <w:tblLayout w:type="fixed"/>
-        <w:tblLook w:firstRow="0" w:lastRow="0" w:firstColumn="0" w:lastColumn="0" w:noHBand="0" w:noVBand="0" w:val="0000"/>
+        <w:tblCellMar>
+          <w:top w:w="0" w:type="dxa"/>
+          <w:left w:w="0" w:type="dxa"/>
+          <w:bottom w:w="0" w:type="dxa"/>
+          <w:right w:w="0" w:type="dxa"/>
+        </w:tblCellMar>
+        <w:tblLook w:val="0000" w:firstRow="0" w:lastRow="0" w:firstColumn="0" w:lastColumn="0" w:noHBand="0" w:noVBand="0"/>
       </w:tblPr>
       <w:tblGrid>
-        <w:gridCol w:w="4020"/>
-        <w:gridCol w:w="3899"/>
+        <w:gridCol w:w="4752"/>
+        <w:gridCol w:w="4608"/>
       </w:tblGrid>
       <w:tr>
+        <w:trPr>
+          <w:cantSplit/>
+        </w:trPr>
         <w:tc>
-          <w:tcPr/>
+          <w:tcPr>
+            <w:tcW w:w="4752" w:type="dxa"/>
+          </w:tcPr>
           <w:p>
             <w:pPr>
-              <w:pStyle w:val="SingleKeep"/>
+              <w:keepNext/>
+              <w:keepLines/>
+              <w:spacing w:before="240" w:after="0" w:line="276" w:lineRule="exact"/>
+              <w:ind w:left="0" w:firstLine="0"/>
+              <w:jc w:val="left"/>
             </w:pPr>
+            <w:r>
+              <w:t xml:space="preserve">/​s/</w:t>
+            </w:r>
+            <w:r>
+              <w:t xml:space="preserve"> </w:t>
+            </w:r>
+            <w:r>
+              <w:t xml:space="preserve">Samuel</w:t>
+            </w:r>
+            <w:r>
+              <w:t xml:space="preserve"> </w:t>
+            </w:r>
+            <w:r>
+              <w:t xml:space="preserve">B.</w:t>
+            </w:r>
+            <w:r>
+              <w:t xml:space="preserve"> </w:t>
+            </w:r>
+            <w:r>
+              <w:t xml:space="preserve">Petsonk</w:t>
+            </w:r>
+          </w:p>
+          <w:p>
+            <w:pPr>
+              <w:keepNext/>
+              <w:keepLines/>
+              <w:spacing w:before="0" w:after="0" w:line="276" w:lineRule="exact"/>
+              <w:ind w:left="0" w:firstLine="0"/>
+              <w:jc w:val="left"/>
+            </w:pPr>
+            <w:r>
+              <w:t xml:space="preserve">Samuel</w:t>
+            </w:r>
+            <w:r>
+              <w:t xml:space="preserve"> </w:t>
+            </w:r>
+            <w:r>
+              <w:t xml:space="preserve">B.</w:t>
+            </w:r>
+            <w:r>
+              <w:t xml:space="preserve"> </w:t>
+            </w:r>
+            <w:r>
+              <w:t xml:space="preserve">Petsonk</w:t>
+            </w:r>
+            <w:r>
+              <w:t xml:space="preserve"> </w:t>
+            </w:r>
+            <w:r>
+              <w:t xml:space="preserve">(WVSB</w:t>
+            </w:r>
+            <w:r>
+              <w:t xml:space="preserve"> </w:t>
+            </w:r>
+            <w:r>
+              <w:t xml:space="preserve">#</w:t>
+            </w:r>
+            <w:r>
+              <w:t xml:space="preserve"> </w:t>
+            </w:r>
+            <w:r>
+              <w:t xml:space="preserve">12</w:t>
+              <w:noBreakHyphen/>
+              <w:t xml:space="preserve">418)</w:t>
+            </w:r>
+          </w:p>
+          <w:p>
+            <w:pPr>
+              <w:keepNext/>
+              <w:keepLines/>
+              <w:spacing w:before="0" w:after="0" w:line="276" w:lineRule="exact"/>
+              <w:ind w:left="0" w:firstLine="0"/>
+              <w:jc w:val="left"/>
+            </w:pPr>
+            <w:r>
+              <w:t xml:space="preserve">Petsonk</w:t>
+            </w:r>
+            <w:r>
+              <w:t xml:space="preserve"> </w:t>
+            </w:r>
+            <w:r>
+              <w:t xml:space="preserve">PLLC</w:t>
+            </w:r>
+          </w:p>
+          <w:p>
+            <w:pPr>
+              <w:keepNext/>
+              <w:keepLines/>
+              <w:spacing w:before="0" w:after="0" w:line="276" w:lineRule="exact"/>
+              <w:ind w:left="0" w:firstLine="0"/>
+              <w:jc w:val="left"/>
+            </w:pPr>
+            <w:r>
+              <w:t xml:space="preserve">101</w:t>
+            </w:r>
+            <w:r>
+              <w:t xml:space="preserve"> </w:t>
+            </w:r>
+            <w:r>
+              <w:t xml:space="preserve">Ramey</w:t>
+            </w:r>
+            <w:r>
+              <w:t xml:space="preserve"> </w:t>
+            </w:r>
+            <w:r>
+              <w:t xml:space="preserve">Court,</w:t>
+            </w:r>
+            <w:r>
+              <w:t xml:space="preserve"> </w:t>
+            </w:r>
+            <w:r>
+              <w:t xml:space="preserve">PO</w:t>
+            </w:r>
+            <w:r>
+              <w:t xml:space="preserve"> </w:t>
+            </w:r>
+            <w:r>
+              <w:t xml:space="preserve">Box</w:t>
+            </w:r>
+            <w:r>
+              <w:t xml:space="preserve"> </w:t>
+            </w:r>
+            <w:r>
+              <w:t xml:space="preserve">1045</w:t>
+            </w:r>
+          </w:p>
+          <w:p>
+            <w:pPr>
+              <w:keepNext/>
+              <w:keepLines/>
+              <w:spacing w:before="0" w:after="0" w:line="276" w:lineRule="exact"/>
+              <w:ind w:left="0" w:firstLine="0"/>
+              <w:jc w:val="left"/>
+            </w:pPr>
+            <w:r>
+              <w:t xml:space="preserve">Beckley,</w:t>
+            </w:r>
+            <w:r>
+              <w:t xml:space="preserve"> </w:t>
+            </w:r>
+            <w:r>
+              <w:t xml:space="preserve">WV</w:t>
+            </w:r>
+            <w:r>
+              <w:t xml:space="preserve"> </w:t>
+            </w:r>
+            <w:r>
+              <w:t xml:space="preserve">25802</w:t>
+            </w:r>
+          </w:p>
+          <w:p>
+            <w:pPr>
+              <w:keepNext/>
+              <w:keepLines/>
+              <w:spacing w:before="0" w:after="0" w:line="276" w:lineRule="exact"/>
+              <w:ind w:left="0" w:firstLine="0"/>
+              <w:jc w:val="left"/>
+            </w:pPr>
+            <w:r>
+              <w:t xml:space="preserve">(304)</w:t>
+            </w:r>
+            <w:r>
+              <w:t xml:space="preserve"> </w:t>
+            </w:r>
+            <w:r>
+              <w:t xml:space="preserve">900</w:t>
+              <w:noBreakHyphen/>
+              <w:t xml:space="preserve">3171</w:t>
+            </w:r>
+            <w:r>
+              <w:t xml:space="preserve"> </w:t>
+            </w:r>
+            <w:r>
+              <w:t xml:space="preserve">(phone)</w:t>
+            </w:r>
+          </w:p>
+          <w:p>
+            <w:pPr>
+              <w:keepNext/>
+              <w:keepLines/>
+              <w:spacing w:before="0" w:after="0" w:line="276" w:lineRule="exact"/>
+              <w:ind w:left="0" w:firstLine="0"/>
+              <w:jc w:val="left"/>
+            </w:pPr>
+            <w:r>
+              <w:t xml:space="preserve">(304)</w:t>
+            </w:r>
+            <w:r>
+              <w:t xml:space="preserve"> </w:t>
+            </w:r>
+            <w:r>
+              <w:t xml:space="preserve">986</w:t>
+              <w:noBreakHyphen/>
+              <w:t xml:space="preserve">4633</w:t>
+            </w:r>
+            <w:r>
+              <w:t xml:space="preserve"> </w:t>
+            </w:r>
+            <w:r>
+              <w:t xml:space="preserve">(fax)</w:t>
+            </w:r>
+          </w:p>
+          <w:p>
+            <w:pPr>
+              <w:keepNext/>
+              <w:keepLines/>
+              <w:spacing w:before="0" w:after="0" w:line="276" w:lineRule="exact"/>
+              <w:ind w:left="0" w:firstLine="0"/>
+              <w:jc w:val="left"/>
+            </w:pPr>
+            <w:r>
+              <w:t xml:space="preserve">sam@petsonk.com</w:t>
+            </w:r>
           </w:p>
         </w:tc>
         <w:tc>
-          <w:tcPr/>
+          <w:tcPr>
+            <w:tcW w:w="4608" w:type="dxa"/>
+          </w:tcPr>
           <w:p>
             <w:pPr>
-              <w:pStyle w:val="SingleKeep"/>
+              <w:keepNext/>
+              <w:keepLines/>
+              <w:spacing w:before="240" w:after="0" w:line="276" w:lineRule="exact"/>
+              <w:ind w:left="0" w:firstLine="0"/>
+              <w:jc w:val="left"/>
             </w:pPr>
             <w:r>
-              <w:t xml:space="preserve">Plaintiffs,</w:t>
+              <w:t xml:space="preserve">/​s/</w:t>
+            </w:r>
+            <w:r>
+              <w:t xml:space="preserve"> </w:t>
+            </w:r>
+            <w:r>
+              <w:t xml:space="preserve">Bren</w:t>
+            </w:r>
+            <w:r>
+              <w:t xml:space="preserve"> </w:t>
+            </w:r>
+            <w:r>
+              <w:t xml:space="preserve">J.</w:t>
+            </w:r>
+            <w:r>
+              <w:t xml:space="preserve"> </w:t>
+            </w:r>
+            <w:r>
+              <w:t xml:space="preserve">Pomponio</w:t>
             </w:r>
           </w:p>
           <w:p>
             <w:pPr>
-              <w:pStyle w:val="SingleKeep"/>
+              <w:keepNext/>
+              <w:keepLines/>
+              <w:spacing w:before="0" w:after="0" w:line="276" w:lineRule="exact"/>
+              <w:ind w:left="0" w:firstLine="0"/>
+              <w:jc w:val="left"/>
             </w:pPr>
             <w:r>
-              <w:t xml:space="preserve">Shawn Abner, et al.</w:t>
+              <w:t xml:space="preserve">Bren</w:t>
+            </w:r>
+            <w:r>
+              <w:t xml:space="preserve"> </w:t>
+            </w:r>
+            <w:r>
+              <w:t xml:space="preserve">J.</w:t>
+            </w:r>
+            <w:r>
+              <w:t xml:space="preserve"> </w:t>
+            </w:r>
+            <w:r>
+              <w:t xml:space="preserve">Pomponio</w:t>
+            </w:r>
+            <w:r>
+              <w:t xml:space="preserve"> </w:t>
+            </w:r>
+            <w:r>
+              <w:t xml:space="preserve">(WVSB</w:t>
+            </w:r>
+            <w:r>
+              <w:t xml:space="preserve"> </w:t>
+            </w:r>
+            <w:r>
+              <w:t xml:space="preserve">#7774)</w:t>
             </w:r>
           </w:p>
           <w:p>
             <w:pPr>
-              <w:pStyle w:val="SingleKeep"/>
+              <w:keepNext/>
+              <w:keepLines/>
+              <w:spacing w:before="0" w:after="0" w:line="276" w:lineRule="exact"/>
+              <w:ind w:left="0" w:firstLine="0"/>
+              <w:jc w:val="left"/>
             </w:pPr>
             <w:r>
-              <w:t xml:space="preserve">By counsel:</w:t>
-            </w:r>
-          </w:p>
-        </w:tc>
-      </w:tr>
-    </w:tbl>
-    <w:p>
-      <w:pPr>
-        <w:pStyle w:val="GapKeep12"/>
-      </w:pPr>
-    </w:p>
-    <w:tbl>
-      <w:tblPr>
-        <w:tblStyle w:val="Table"/>
-        <w:tblW w:type="pct" w:w="5000"/>
-        <w:tblLayout w:type="fixed"/>
-        <w:tblLook w:firstRow="0" w:lastRow="0" w:firstColumn="0" w:lastColumn="0" w:noHBand="0" w:noVBand="0" w:val="0000"/>
-      </w:tblPr>
-      <w:tblGrid>
-        <w:gridCol w:w="3777"/>
-        <w:gridCol w:w="365"/>
-        <w:gridCol w:w="3777"/>
-      </w:tblGrid>
-      <w:tr>
-        <w:tc>
-          <w:tcPr/>
-          <w:p>
-            <w:pPr>
-              <w:pStyle w:val="SingleKeep"/>
-            </w:pPr>
-            <w:r>
-              <w:t xml:space="preserve">/s/ Samuel B. Petsonk</w:t>
+              <w:t xml:space="preserve">Clint</w:t>
+            </w:r>
+            <w:r>
+              <w:t xml:space="preserve"> </w:t>
+            </w:r>
+            <w:r>
+              <w:t xml:space="preserve">Carte</w:t>
+            </w:r>
+            <w:r>
+              <w:t xml:space="preserve"> </w:t>
+            </w:r>
+            <w:r>
+              <w:t xml:space="preserve">(WVSB</w:t>
+            </w:r>
+            <w:r>
+              <w:t xml:space="preserve"> </w:t>
+            </w:r>
+            <w:r>
+              <w:t xml:space="preserve">#12054)</w:t>
             </w:r>
           </w:p>
           <w:p>
             <w:pPr>
-              <w:pStyle w:val="SingleKeep"/>
+              <w:keepNext/>
+              <w:keepLines/>
+              <w:spacing w:before="0" w:after="0" w:line="276" w:lineRule="exact"/>
+              <w:ind w:left="0" w:firstLine="0"/>
+              <w:jc w:val="left"/>
             </w:pPr>
             <w:r>
-              <w:t xml:space="preserve">Samuel B. Petsonk (WVSB # 12-418)</w:t>
+              <w:t xml:space="preserve">Mountain</w:t>
+            </w:r>
+            <w:r>
+              <w:t xml:space="preserve"> </w:t>
+            </w:r>
+            <w:r>
+              <w:t xml:space="preserve">State</w:t>
+            </w:r>
+            <w:r>
+              <w:t xml:space="preserve"> </w:t>
+            </w:r>
+            <w:r>
+              <w:t xml:space="preserve">Justice,</w:t>
+            </w:r>
+            <w:r>
+              <w:t xml:space="preserve"> </w:t>
+            </w:r>
+            <w:r>
+              <w:t xml:space="preserve">Inc.</w:t>
             </w:r>
           </w:p>
           <w:p>
             <w:pPr>
-              <w:pStyle w:val="SingleKeep"/>
+              <w:keepNext/>
+              <w:keepLines/>
+              <w:spacing w:before="0" w:after="0" w:line="276" w:lineRule="exact"/>
+              <w:ind w:left="0" w:firstLine="0"/>
+              <w:jc w:val="left"/>
             </w:pPr>
             <w:r>
-              <w:t xml:space="preserve">Petsonk PLLC</w:t>
+              <w:t xml:space="preserve">1217</w:t>
+            </w:r>
+            <w:r>
+              <w:t xml:space="preserve"> </w:t>
+            </w:r>
+            <w:r>
+              <w:t xml:space="preserve">Quarrier</w:t>
+            </w:r>
+            <w:r>
+              <w:t xml:space="preserve"> </w:t>
+            </w:r>
+            <w:r>
+              <w:t xml:space="preserve">Street</w:t>
             </w:r>
           </w:p>
           <w:p>
             <w:pPr>
-              <w:pStyle w:val="SingleKeep"/>
+              <w:keepNext/>
+              <w:keepLines/>
+              <w:spacing w:before="0" w:after="0" w:line="276" w:lineRule="exact"/>
+              <w:ind w:left="0" w:firstLine="0"/>
+              <w:jc w:val="left"/>
             </w:pPr>
             <w:r>
-              <w:t xml:space="preserve">101 Ramey Court, PO Box 1045</w:t>
+              <w:t xml:space="preserve">Charleston,</w:t>
+            </w:r>
+            <w:r>
+              <w:t xml:space="preserve"> </w:t>
+            </w:r>
+            <w:r>
+              <w:t xml:space="preserve">WV</w:t>
+            </w:r>
+            <w:r>
+              <w:t xml:space="preserve"> </w:t>
+            </w:r>
+            <w:r>
+              <w:t xml:space="preserve">25301</w:t>
             </w:r>
           </w:p>
           <w:p>
             <w:pPr>
-              <w:pStyle w:val="SingleKeep"/>
+              <w:keepNext/>
+              <w:keepLines/>
+              <w:spacing w:before="0" w:after="0" w:line="276" w:lineRule="exact"/>
+              <w:ind w:left="0" w:firstLine="0"/>
+              <w:jc w:val="left"/>
             </w:pPr>
             <w:r>
-              <w:t xml:space="preserve">Beckley, WV 25802</w:t>
+              <w:t xml:space="preserve">(304)</w:t>
+            </w:r>
+            <w:r>
+              <w:t xml:space="preserve"> </w:t>
+            </w:r>
+            <w:r>
+              <w:t xml:space="preserve">344</w:t>
+              <w:noBreakHyphen/>
+              <w:t xml:space="preserve">3144</w:t>
             </w:r>
           </w:p>
           <w:p>
             <w:pPr>
-              <w:pStyle w:val="SingleKeep"/>
+              <w:keepNext/>
+              <w:keepLines/>
+              <w:spacing w:before="0" w:after="0" w:line="276" w:lineRule="exact"/>
+              <w:ind w:left="0" w:firstLine="0"/>
+              <w:jc w:val="left"/>
             </w:pPr>
             <w:r>
-              <w:t xml:space="preserve">(304) 900-3171 (phone)</w:t>
+              <w:t xml:space="preserve">(304)</w:t>
+            </w:r>
+            <w:r>
+              <w:t xml:space="preserve"> </w:t>
+            </w:r>
+            <w:r>
+              <w:t xml:space="preserve">344</w:t>
+              <w:noBreakHyphen/>
+              <w:t xml:space="preserve">3145</w:t>
+            </w:r>
+            <w:r>
+              <w:t xml:space="preserve"> </w:t>
+            </w:r>
+            <w:r>
+              <w:t xml:space="preserve">(fax)</w:t>
             </w:r>
           </w:p>
           <w:p>
             <w:pPr>
-              <w:pStyle w:val="SingleKeep"/>
+              <w:keepNext/>
+              <w:keepLines/>
+              <w:spacing w:before="0" w:after="0" w:line="276" w:lineRule="exact"/>
+              <w:ind w:left="0" w:firstLine="0"/>
+              <w:jc w:val="left"/>
             </w:pPr>
             <w:r>
-              <w:t xml:space="preserve">(304) 986-4633 (fax)</w:t>
+              <w:t xml:space="preserve">bren@msjlaw.org</w:t>
             </w:r>
           </w:p>
           <w:p>
             <w:pPr>
-              <w:pStyle w:val="SingleKeep"/>
-            </w:pPr>
-            <w:r>
-              <w:t xml:space="preserve">sam@petsonk.com</w:t>
-            </w:r>
-          </w:p>
-        </w:tc>
-        <w:tc>
-          <w:tcPr/>
-          <w:p>
-            <w:pPr>
-              <w:pStyle w:val="SingleKeep"/>
-            </w:pPr>
-          </w:p>
-        </w:tc>
-        <w:tc>
-          <w:tcPr/>
-          <w:p>
-            <w:pPr>
-              <w:pStyle w:val="SingleKeep"/>
-            </w:pPr>
-            <w:r>
-              <w:t xml:space="preserve">/s/ Bren J. Pomponio</w:t>
-            </w:r>
-          </w:p>
-          <w:p>
-            <w:pPr>
-              <w:pStyle w:val="SingleKeep"/>
-            </w:pPr>
-            <w:r>
-              <w:t xml:space="preserve">Bren J. Pomponio (WVSB #7774)</w:t>
-            </w:r>
-          </w:p>
-          <w:p>
-            <w:pPr>
-              <w:pStyle w:val="SingleKeep"/>
-            </w:pPr>
-            <w:r>
-              <w:t xml:space="preserve">Clint Carte (WVSB #12054)</w:t>
-            </w:r>
-          </w:p>
-          <w:p>
-            <w:pPr>
-              <w:pStyle w:val="SingleKeep"/>
-            </w:pPr>
-            <w:r>
-              <w:t xml:space="preserve">Mountain State Justice, Inc.</w:t>
-            </w:r>
-          </w:p>
-          <w:p>
-            <w:pPr>
-              <w:pStyle w:val="SingleKeep"/>
-            </w:pPr>
-            <w:r>
-              <w:t xml:space="preserve">1217 Quarrier Street</w:t>
-            </w:r>
-          </w:p>
-          <w:p>
-            <w:pPr>
-              <w:pStyle w:val="SingleKeep"/>
-            </w:pPr>
-            <w:r>
-              <w:t xml:space="preserve">Charleston, WV 25301</w:t>
-            </w:r>
-          </w:p>
-          <w:p>
-            <w:pPr>
-              <w:pStyle w:val="SingleKeep"/>
-            </w:pPr>
-            <w:r>
-              <w:t xml:space="preserve">(304) 344-3144</w:t>
-            </w:r>
-          </w:p>
-          <w:p>
-            <w:pPr>
-              <w:pStyle w:val="SingleKeep"/>
-            </w:pPr>
-            <w:r>
-              <w:t xml:space="preserve">(304) 344-3145 (fax)</w:t>
-            </w:r>
-          </w:p>
-          <w:p>
-            <w:pPr>
-              <w:pStyle w:val="SingleKeep"/>
-            </w:pPr>
-            <w:r>
-              <w:t xml:space="preserve">bren@msjlaw.org</w:t>
-            </w:r>
-          </w:p>
-          <w:p>
-            <w:pPr>
-              <w:pStyle w:val="SingleKeep"/>
+              <w:keepNext/>
+              <w:keepLines/>
+              <w:spacing w:before="0" w:after="0" w:line="276" w:lineRule="exact"/>
+              <w:ind w:left="0" w:firstLine="0"/>
+              <w:jc w:val="left"/>
             </w:pPr>
             <w:r>
               <w:t xml:space="preserve">clint@msjlaw.org</w:t>
@@ -1543,13 +4574,9 @@
       </w:tr>
     </w:tbl>
     <w:sectPr>
-      <w:footerReference w:type="default" r:id="rId100"/>
-      <w:footnotePr>
-        <w:numRestart w:val="continuous"/>
-      </w:footnotePr>
+      <w:footerReference w:type="default" r:id="rIdFooter1"/>
       <w:pgSz w:w="12240" w:h="15840"/>
-      <w:pgMar w:top="1440" w:right="1440" w:bottom="1440" w:left="1440" w:header="720" w:footer="720" w:gutter="0"/>
-      <w:cols w:space="720"/>
+      <w:pgMar w:top="1440" w:right="1440" w:bottom="1440" w:left="1440" w:header="720" w:footer="735" w:gutter="0"/>
     </w:sectPr>
   </w:body>
 </w:document>
@@ -1563,24 +4590,42 @@
 <w:ftr xmlns:w="http://schemas.openxmlformats.org/wordprocessingml/2006/main" xmlns:r="http://schemas.openxmlformats.org/officeDocument/2006/relationships">
   <w:p>
     <w:pPr>
-      <w:pStyle w:val="Footer"/>
-      <w:spacing w:after="0" w:line="240" w:lineRule="auto"/>
-      <w:ind w:firstLine="0"/>
+      <w:spacing w:before="0" w:after="0" w:line="276" w:lineRule="exact"/>
       <w:jc w:val="center"/>
     </w:pPr>
     <w:r>
+      <w:rPr>
+        <w:sz w:val="22"/>
+        <w:szCs w:val="22"/>
+      </w:rPr>
       <w:fldChar w:fldCharType="begin"/>
     </w:r>
     <w:r>
+      <w:rPr>
+        <w:sz w:val="22"/>
+        <w:szCs w:val="22"/>
+      </w:rPr>
       <w:instrText xml:space="preserve"> PAGE </w:instrText>
     </w:r>
     <w:r>
+      <w:rPr>
+        <w:sz w:val="22"/>
+        <w:szCs w:val="22"/>
+      </w:rPr>
       <w:fldChar w:fldCharType="separate"/>
     </w:r>
     <w:r>
+      <w:rPr>
+        <w:sz w:val="22"/>
+        <w:szCs w:val="22"/>
+      </w:rPr>
       <w:t>1</w:t>
     </w:r>
     <w:r>
+      <w:rPr>
+        <w:sz w:val="22"/>
+        <w:szCs w:val="22"/>
+      </w:rPr>
       <w:fldChar w:fldCharType="end"/>
     </w:r>
   </w:p>
@@ -1600,25 +4645,6 @@
     <w:p>
       <w:r>
         <w:separator/>
-      </w:r>
-    </w:p>
-  </w:footnote>
-  <w:footnote w:id="109">
-    <w:p>
-      <w:pPr>
-        <w:pStyle w:val="FootnoteText"/>
-      </w:pPr>
-      <w:r>
-        <w:rPr>
-          <w:rStyle w:val="FootnoteReference"/>
-        </w:rPr>
-        <w:footnoteRef/>
-      </w:r>
-      <w:r>
-        <w:t xml:space="preserve"> </w:t>
-      </w:r>
-      <w:r>
-        <w:t xml:space="preserve">The debtors in the above-captioned chapter 11 cases and the last four digits of each debtor’s taxpayer identification number are as follows: Blackjewel, L.L.C. (0823); Blackjewel Holdings L.L.C. (4745); Revelation Energy Holdings, LLC (8795); Revelation Management Corporation (8908) and Revelation Energy, LLC (4605). The headquarters of each Debtor is located at 1051 Main Street, Milton, West Virginia 25541-1215.</w:t>
       </w:r>
     </w:p>
   </w:footnote>
@@ -1714,19 +4740,67 @@
   <w:docDefaults>
     <w:rPrDefault>
       <w:rPr>
-        <w:rFonts w:ascii="EB Garamond" w:hAnsi="EB Garamond" w:eastAsia="EB Garamond" w:cs="EB Garamond"/>
-        <w:sz w:val="26"/>
-        <w:szCs w:val="26"/>
-        <w:lang w:val="en-US" w:eastAsia="en-US" w:bidi="ar-SA"/>
+        <w:rFonts w:ascii="Times New Roman" w:hAnsi="Times New Roman" w:eastAsia="Times New Roman" w:cs="Times New Roman"/>
+        <w:sz w:val="24"/>
+        <w:szCs w:val="24"/>
+        <w:lang w:val="en-US" w:eastAsia="zh-CN" w:bidi="ar-SA"/>
       </w:rPr>
     </w:rPrDefault>
     <w:pPrDefault>
       <w:pPr>
-        <w:spacing w:after="0" w:line="240" w:lineRule="auto"/>
+        <w:widowControl/>
+        <w:spacing w:after="0"/>
       </w:pPr>
     </w:pPrDefault>
   </w:docDefaults>
   <w:latentStyles w:defLockedState="0" w:defUIPriority="0" w:defSemiHidden="0" w:defUnhideWhenUsed="0" w:defQFormat="0" w:count="276"/>
+  <w:style w:type="paragraph" w:default="1" w:styleId="Normal">
+    <w:name w:val="Normal"/>
+    <w:qFormat/>
+  </w:style>
+  <w:style w:type="paragraph" w:styleId="BodyText">
+    <w:name w:val="Body Text"/>
+    <w:basedOn w:val="Normal"/>
+    <w:link w:val="BodyTextChar"/>
+    <w:qFormat/>
+    <w:pPr>
+      <w:spacing w:before="0" w:after="0" w:line="480" w:lineRule="exact"/>
+      <w:ind w:firstLine="720"/>
+    </w:pPr>
+  </w:style>
+  <w:style w:type="paragraph" w:customStyle="1" w:styleId="FirstParagraph">
+    <w:name w:val="First Paragraph"/>
+    <w:basedOn w:val="BodyText"/>
+    <w:next w:val="BodyText"/>
+    <w:qFormat/>
+  </w:style>
+  <w:style w:type="paragraph" w:customStyle="1" w:styleId="Compact">
+    <w:name w:val="Compact"/>
+    <w:basedOn w:val="BodyText"/>
+    <w:qFormat/>
+    <w:pPr>
+      <w:spacing w:before="36" w:after="36"/>
+    </w:pPr>
+  </w:style>
+  <w:style w:type="paragraph" w:styleId="Title">
+    <w:name w:val="Title"/>
+    <w:basedOn w:val="Normal"/>
+    <w:next w:val="BodyText"/>
+    <w:link w:val="TitleChar"/>
+    <w:uiPriority w:val="10"/>
+    <w:qFormat/>
+    <w:rsid w:val="00A10FD9"/>
+    <w:pPr>
+      <w:spacing w:after="80" w:line="240" w:lineRule="auto"/>
+      <w:contextualSpacing/>
+      <w:jc w:val="center"/>
+    </w:pPr>
+    <w:rPr>
+      <w:rFonts w:asciiTheme="majorHAnsi" w:eastAsiaTheme="majorEastAsia" w:hAnsiTheme="majorHAnsi" w:cstheme="majorBidi"/>
+      <w:sz w:val="56"/>
+      <w:szCs w:val="56"/>
+    </w:rPr>
+  </w:style>
   <w:style w:type="character" w:customStyle="1" w:styleId="TitleChar">
     <w:name w:val="Title Char"/>
     <w:basedOn w:val="DefaultParagraphFont"/>
@@ -1739,6 +4813,26 @@
       <w:szCs w:val="56"/>
     </w:rPr>
   </w:style>
+  <w:style w:type="paragraph" w:styleId="Subtitle">
+    <w:name w:val="Subtitle"/>
+    <w:basedOn w:val="Title"/>
+    <w:next w:val="BodyText"/>
+    <w:link w:val="SubtitleChar"/>
+    <w:uiPriority w:val="11"/>
+    <w:qFormat/>
+    <w:rsid w:val="00A10FD9"/>
+    <w:pPr>
+      <w:numPr>
+        <w:ilvl w:val="1"/>
+      </w:numPr>
+    </w:pPr>
+    <w:rPr>
+      <w:rFonts w:eastAsiaTheme="majorEastAsia" w:cstheme="majorBidi"/>
+      <w:spacing w:val="15"/>
+      <w:sz w:val="28"/>
+      <w:szCs w:val="28"/>
+    </w:rPr>
+  </w:style>
   <w:style w:type="character" w:customStyle="1" w:styleId="SubtitleChar">
     <w:name w:val="Subtitle Char"/>
     <w:basedOn w:val="DefaultParagraphFont"/>
@@ -1751,6 +4845,34 @@
       <w:spacing w:val="15"/>
       <w:sz w:val="28"/>
       <w:szCs w:val="28"/>
+    </w:rPr>
+  </w:style>
+  <w:style w:type="paragraph" w:customStyle="1" w:styleId="Author">
+    <w:name w:val="Author"/>
+    <w:basedOn w:val="Title"/>
+    <w:next w:val="BodyText"/>
+    <w:qFormat/>
+    <w:pPr>
+      <w:keepNext/>
+      <w:keepLines/>
+    </w:pPr>
+    <w:rPr>
+      <w:sz w:val="24"/>
+      <w:szCs w:val="24"/>
+    </w:rPr>
+  </w:style>
+  <w:style w:type="paragraph" w:styleId="Date">
+    <w:name w:val="Date"/>
+    <w:basedOn w:val="Title"/>
+    <w:next w:val="BodyText"/>
+    <w:qFormat/>
+    <w:pPr>
+      <w:keepNext/>
+      <w:keepLines/>
+    </w:pPr>
+    <w:rPr>
+      <w:sz w:val="24"/>
+      <w:szCs w:val="24"/>
     </w:rPr>
   </w:style>
   <w:style w:type="paragraph" w:customStyle="1" w:styleId="AbstractTitle">
@@ -1792,6 +4914,111 @@
     <w:qFormat/>
     <w:pPr/>
     <w:rPr/>
+  </w:style>
+  <w:style w:type="paragraph" w:styleId="Heading1">
+    <w:name w:val="heading 1"/>
+    <w:basedOn w:val="Normal"/>
+    <w:next w:val="BodyText"/>
+    <w:link w:val="Heading1Char"/>
+    <w:uiPriority w:val="9"/>
+    <w:qFormat/>
+    <w:rsid w:val="00A10FD9"/>
+    <w:pPr>
+      <w:keepNext/>
+      <w:keepLines/>
+      <w:spacing w:before="240" w:after="240" w:line="276" w:lineRule="exact"/>
+      <w:ind w:firstLine="0"/>
+      <w:jc w:val="center"/>
+      <w:outlineLvl w:val="0"/>
+    </w:pPr>
+    <w:rPr>
+      <w:rFonts w:ascii="Times New Roman" w:hAnsi="Times New Roman" w:eastAsia="Times New Roman" w:cs="Times New Roman"/>
+      <w:b/>
+      <w:bCs/>
+      <w:caps/>
+      <w:color w:val="000000"/>
+      <w:sz w:val="24"/>
+      <w:szCs w:val="24"/>
+    </w:rPr>
+  </w:style>
+  <w:style w:type="paragraph" w:styleId="Heading2">
+    <w:name w:val="heading 2"/>
+    <w:basedOn w:val="Normal"/>
+    <w:next w:val="BodyText"/>
+    <w:link w:val="Heading2Char"/>
+    <w:uiPriority w:val="9"/>
+    <w:semiHidden/>
+    <w:unhideWhenUsed/>
+    <w:qFormat/>
+    <w:rsid w:val="00A10FD9"/>
+    <w:pPr>
+      <w:keepNext/>
+      <w:keepLines/>
+      <w:spacing w:before="240" w:after="240" w:line="276" w:lineRule="exact"/>
+      <w:ind w:firstLine="0"/>
+      <w:outlineLvl w:val="1"/>
+    </w:pPr>
+    <w:rPr>
+      <w:rFonts w:ascii="Times New Roman" w:hAnsi="Times New Roman" w:eastAsia="Times New Roman" w:cs="Times New Roman"/>
+      <w:b/>
+      <w:bCs/>
+      <w:color w:val="000000"/>
+      <w:sz w:val="24"/>
+      <w:szCs w:val="24"/>
+    </w:rPr>
+  </w:style>
+  <w:style w:type="paragraph" w:styleId="Heading3">
+    <w:name w:val="heading 3"/>
+    <w:basedOn w:val="Normal"/>
+    <w:next w:val="BodyText"/>
+    <w:link w:val="Heading3Char"/>
+    <w:uiPriority w:val="9"/>
+    <w:semiHidden/>
+    <w:unhideWhenUsed/>
+    <w:qFormat/>
+    <w:rsid w:val="00A10FD9"/>
+    <w:pPr>
+      <w:keepNext/>
+      <w:keepLines/>
+      <w:spacing w:before="240" w:after="240" w:line="276" w:lineRule="exact"/>
+      <w:ind w:firstLine="0"/>
+      <w:outlineLvl w:val="2"/>
+    </w:pPr>
+    <w:rPr>
+      <w:rFonts w:ascii="Times New Roman" w:hAnsi="Times New Roman" w:eastAsia="Times New Roman" w:cs="Times New Roman"/>
+      <w:b/>
+      <w:bCs/>
+      <w:color w:val="000000"/>
+      <w:sz w:val="24"/>
+      <w:szCs w:val="24"/>
+    </w:rPr>
+  </w:style>
+  <w:style w:type="paragraph" w:styleId="Heading4">
+    <w:name w:val="heading 4"/>
+    <w:basedOn w:val="Normal"/>
+    <w:next w:val="BodyText"/>
+    <w:link w:val="Heading4Char"/>
+    <w:uiPriority w:val="9"/>
+    <w:semiHidden/>
+    <w:unhideWhenUsed/>
+    <w:qFormat/>
+    <w:rsid w:val="00A10FD9"/>
+    <w:pPr>
+      <w:keepNext/>
+      <w:keepLines/>
+      <w:spacing w:before="240" w:after="240" w:line="276" w:lineRule="exact"/>
+      <w:ind w:firstLine="0"/>
+      <w:outlineLvl w:val="3"/>
+    </w:pPr>
+    <w:rPr>
+      <w:rFonts w:ascii="Times New Roman" w:hAnsi="Times New Roman" w:eastAsia="Times New Roman" w:cs="Times New Roman"/>
+      <w:b/>
+      <w:bCs/>
+      <w:i/>
+      <w:color w:val="000000"/>
+      <w:sz w:val="24"/>
+      <w:szCs w:val="24"/>
+    </w:rPr>
   </w:style>
   <w:style w:type="paragraph" w:styleId="Heading5">
     <w:name w:val="heading 5"/>
@@ -1806,12 +5033,18 @@
     <w:pPr>
       <w:keepNext/>
       <w:keepLines/>
-      <w:spacing w:before="80" w:after="40"/>
+      <w:spacing w:before="240" w:after="240" w:line="276" w:lineRule="exact"/>
+      <w:ind w:firstLine="0"/>
       <w:outlineLvl w:val="4"/>
     </w:pPr>
     <w:rPr>
-      <w:rFonts w:eastAsiaTheme="majorEastAsia" w:cstheme="majorBidi"/>
-      <w:color w:val="0F4761" w:themeColor="accent1" w:themeShade="BF"/>
+      <w:rFonts w:ascii="Times New Roman" w:hAnsi="Times New Roman" w:eastAsia="Times New Roman" w:cs="Times New Roman"/>
+      <w:b/>
+      <w:bCs/>
+      <w:i/>
+      <w:color w:val="000000"/>
+      <w:sz w:val="24"/>
+      <w:szCs w:val="24"/>
     </w:rPr>
   </w:style>
   <w:style w:type="paragraph" w:styleId="Heading6">
@@ -1902,6 +5135,19 @@
       <w:color w:val="272727" w:themeColor="text1" w:themeTint="D8"/>
     </w:rPr>
   </w:style>
+  <w:style w:type="character" w:customStyle="1" w:styleId="Heading1Char">
+    <w:name w:val="Heading 1 Char"/>
+    <w:basedOn w:val="DefaultParagraphFont"/>
+    <w:link w:val="Heading1"/>
+    <w:uiPriority w:val="9"/>
+    <w:rsid w:val="00A10FD9"/>
+    <w:rPr>
+      <w:rFonts w:asciiTheme="majorHAnsi" w:eastAsiaTheme="majorEastAsia" w:hAnsiTheme="majorHAnsi" w:cstheme="majorBidi"/>
+      <w:color w:val="0F4761" w:themeColor="accent1" w:themeShade="BF"/>
+      <w:sz w:val="40"/>
+      <w:szCs w:val="40"/>
+    </w:rPr>
+  </w:style>
   <w:style w:type="character" w:customStyle="1" w:styleId="Heading2Char">
     <w:name w:val="Heading 2 Char"/>
     <w:basedOn w:val="DefaultParagraphFont"/>
@@ -2006,6 +5252,43 @@
     <w:rPr>
       <w:rFonts w:eastAsiaTheme="majorEastAsia" w:cstheme="majorBidi"/>
       <w:color w:val="272727" w:themeColor="text1" w:themeTint="D8"/>
+    </w:rPr>
+  </w:style>
+  <w:style w:type="paragraph" w:customStyle="1" w:styleId="ListItem">
+    <w:name w:val="List Item"/>
+    <w:basedOn w:val="BodyText"/>
+    <w:qFormat/>
+    <w:pPr>
+      <w:spacing w:before="0" w:after="0" w:line="480" w:lineRule="exact"/>
+      <w:ind w:left="720" w:hanging="720"/>
+    </w:pPr>
+  </w:style>
+  <w:style w:type="paragraph" w:styleId="BlockText">
+    <w:name w:val="Block Text"/>
+    <w:basedOn w:val="BodyText"/>
+    <w:next w:val="BodyText"/>
+    <w:uiPriority w:val="9"/>
+    <w:unhideWhenUsed/>
+    <w:qFormat/>
+    <w:pPr>
+      <w:spacing w:before="280" w:after="280" w:line="276" w:lineRule="exact"/>
+      <w:ind w:firstLine="0" w:left="720" w:right="720"/>
+    </w:pPr>
+  </w:style>
+  <w:style w:type="paragraph" w:styleId="FootnoteText">
+    <w:name w:val="Footnote Text"/>
+    <w:basedOn w:val="Normal"/>
+    <w:next w:val="FootnoteText"/>
+    <w:uiPriority w:val="9"/>
+    <w:unhideWhenUsed/>
+    <w:qFormat/>
+    <w:pPr>
+      <w:keepLines/>
+      <w:spacing w:before="0" w:after="140" w:line="276" w:lineRule="exact"/>
+    </w:pPr>
+    <w:rPr>
+      <w:sz w:val="24"/>
+      <w:szCs w:val="24"/>
     </w:rPr>
   </w:style>
   <w:style w:type="paragraph" w:styleId="FootnoteBlockText">
@@ -2016,14 +5299,36 @@
     <w:unhideWhenUsed/>
     <w:qFormat/>
     <w:pPr>
-      <w:spacing w:before="100" w:after="100"/>
-      <w:ind w:firstLine="0" w:left="480" w:right="480"/>
+      <w:spacing w:before="280" w:after="280"/>
+      <w:ind w:firstLine="0" w:left="720" w:right="720"/>
     </w:pPr>
   </w:style>
   <w:style w:type="character" w:default="1" w:styleId="DefaultParagraphFont">
     <w:name w:val="Default Paragraph Font"/>
     <w:semiHidden/>
     <w:unhideWhenUsed/>
+  </w:style>
+  <w:style w:type="table" w:default="1" w:styleId="Table">
+    <w:name w:val="Table"/>
+    <w:basedOn w:val="TableNormal"/>
+    <w:qFormat/>
+    <w:tblPr>
+      <w:tblInd w:w="0" w:type="dxa"/>
+      <w:tblCellMar>
+        <w:top w:w="0" w:type="dxa"/>
+        <w:left w:w="108" w:type="dxa"/>
+        <w:bottom w:w="0" w:type="dxa"/>
+        <w:right w:w="108" w:type="dxa"/>
+      </w:tblCellMar>
+    </w:tblPr>
+    <w:tblStylePr w:type="firstRow">
+      <w:tcPr>
+        <w:tcBorders>
+          <w:bottom w:val="single"/>
+        </w:tcBorders>
+        <w:vAlign w:val="bottom"/>
+      </w:tcPr>
+    </w:tblStylePr>
   </w:style>
   <w:style w:type="paragraph" w:customStyle="1" w:styleId="DefinitionTerm">
     <w:name w:val="Definition Term"/>
@@ -2103,7 +5408,7 @@
     <w:name w:val="Hyperlink"/>
     <w:basedOn w:val="BodyTextChar"/>
     <w:rPr>
-      <w:color w:val="4F81BD" w:themeColor="accent1"/>
+      <w:color w:val="000000"/>
     </w:rPr>
   </w:style>
   <w:style w:type="paragraph" w:styleId="TOCHeading">
@@ -2123,303 +5428,6 @@
       <w:bCs w:val="0"/>
       <w:color w:val="365F91" w:themeColor="accent1" w:themeShade="BF"/>
     </w:rPr>
-  </w:style>
-  <w:style w:type="paragraph" w:default="1" w:styleId="Normal">
-    <w:name w:val="Normal"/>
-    <w:qFormat/>
-    <w:pPr>
-      <w:widowControl/>
-      <w:spacing w:before="0" w:after="0" w:line="340" w:lineRule="exact"/>
-      <w:ind w:firstLine="0"/>
-    </w:pPr>
-    <w:rPr>
-      <w:rFonts w:ascii="EB Garamond" w:hAnsi="EB Garamond" w:eastAsia="EB Garamond" w:cs="EB Garamond"/>
-      <w:sz w:val="26"/>
-      <w:szCs w:val="26"/>
-      <w:lang w:val="en-US"/>
-    </w:rPr>
-  </w:style>
-  <w:style w:type="paragraph" w:styleId="BodyText">
-    <w:name w:val="Body Text"/>
-    <w:basedOn w:val="Normal"/>
-    <w:qFormat/>
-    <w:pPr>
-      <w:spacing w:before="0" w:after="0" w:line="480" w:lineRule="exact"/>
-      <w:ind w:firstLine="720"/>
-    </w:pPr>
-  </w:style>
-  <w:style w:type="paragraph" w:styleId="FirstParagraph">
-    <w:name w:val="First Paragraph"/>
-    <w:basedOn w:val="BodyText"/>
-    <w:next w:val="BodyText"/>
-    <w:qFormat/>
-  </w:style>
-  <w:style w:type="paragraph" w:styleId="Compact">
-    <w:name w:val="Compact"/>
-    <w:basedOn w:val="Normal"/>
-    <w:qFormat/>
-    <w:pPr>
-      <w:spacing w:before="0" w:after="0" w:line="340" w:lineRule="exact"/>
-      <w:ind w:firstLine="0"/>
-    </w:pPr>
-  </w:style>
-  <w:style w:type="paragraph" w:styleId="BlockText">
-    <w:name w:val="Block Text"/>
-    <w:basedOn w:val="Normal"/>
-    <w:qFormat/>
-    <w:pPr>
-      <w:spacing w:before="240" w:after="240" w:line="340" w:lineRule="exact"/>
-      <w:ind w:left="720" w:right="720" w:firstLine="0"/>
-    </w:pPr>
-  </w:style>
-  <w:style w:type="paragraph" w:styleId="Heading1">
-    <w:name w:val="heading 1"/>
-    <w:basedOn w:val="Normal"/>
-    <w:next w:val="BodyText"/>
-    <w:qFormat/>
-    <w:pPr>
-      <w:keepNext/>
-      <w:keepLines/>
-      <w:spacing w:before="240" w:after="240" w:line="340" w:lineRule="exact"/>
-      <w:ind w:firstLine="0"/>
-      <w:jc w:val="center"/>
-      <w:outlineLvl w:val="0"/>
-    </w:pPr>
-    <w:rPr>
-      <w:rFonts w:ascii="EB Garamond" w:hAnsi="EB Garamond" w:eastAsia="EB Garamond" w:cs="EB Garamond"/>
-      <w:b/>
-      <w:bCs/>
-      <w:sz w:val="26"/>
-      <w:szCs w:val="26"/>
-    </w:rPr>
-  </w:style>
-  <w:style w:type="paragraph" w:styleId="Heading2">
-    <w:name w:val="heading 2"/>
-    <w:basedOn w:val="Normal"/>
-    <w:next w:val="BodyText"/>
-    <w:qFormat/>
-    <w:pPr>
-      <w:keepNext/>
-      <w:keepLines/>
-      <w:spacing w:before="240" w:after="240" w:line="340" w:lineRule="exact"/>
-      <w:ind w:firstLine="0"/>
-      <w:jc w:val="center"/>
-      <w:outlineLvl w:val="1"/>
-    </w:pPr>
-    <w:rPr>
-      <w:rFonts w:ascii="EB Garamond" w:hAnsi="EB Garamond" w:eastAsia="EB Garamond" w:cs="EB Garamond"/>
-      <w:b/>
-      <w:bCs/>
-      <w:sz w:val="26"/>
-      <w:szCs w:val="26"/>
-    </w:rPr>
-  </w:style>
-  <w:style w:type="paragraph" w:styleId="Heading3">
-    <w:name w:val="heading 3"/>
-    <w:basedOn w:val="Normal"/>
-    <w:next w:val="BodyText"/>
-    <w:qFormat/>
-    <w:pPr>
-      <w:keepNext/>
-      <w:keepLines/>
-      <w:spacing w:before="240" w:after="240" w:line="340" w:lineRule="exact"/>
-      <w:ind w:firstLine="0"/>
-      <w:outlineLvl w:val="2"/>
-    </w:pPr>
-    <w:rPr>
-      <w:rFonts w:ascii="EB Garamond" w:hAnsi="EB Garamond" w:eastAsia="EB Garamond" w:cs="EB Garamond"/>
-      <w:b/>
-      <w:bCs/>
-      <w:sz w:val="26"/>
-      <w:szCs w:val="26"/>
-    </w:rPr>
-  </w:style>
-  <w:style w:type="paragraph" w:styleId="FootnoteText">
-    <w:name w:val="footnote text"/>
-    <w:basedOn w:val="Normal"/>
-    <w:pPr>
-      <w:spacing w:before="0" w:after="120" w:line="340" w:lineRule="exact"/>
-      <w:ind w:firstLine="0"/>
-    </w:pPr>
-    <w:rPr>
-      <w:rFonts w:ascii="EB Garamond" w:hAnsi="EB Garamond" w:eastAsia="EB Garamond" w:cs="EB Garamond"/>
-      <w:sz w:val="26"/>
-      <w:szCs w:val="26"/>
-    </w:rPr>
-  </w:style>
-  <w:style w:type="paragraph" w:styleId="Footer">
-    <w:name w:val="footer"/>
-    <w:basedOn w:val="Normal"/>
-    <w:pPr>
-      <w:spacing w:before="0" w:after="0" w:line="240" w:lineRule="auto"/>
-      <w:ind w:firstLine="0"/>
-      <w:jc w:val="center"/>
-    </w:pPr>
-    <w:rPr>
-      <w:rFonts w:ascii="EB Garamond" w:hAnsi="EB Garamond" w:eastAsia="EB Garamond" w:cs="EB Garamond"/>
-      <w:sz w:val="22"/>
-      <w:szCs w:val="22"/>
-    </w:rPr>
-  </w:style>
-  <w:style w:type="table" w:styleId="Table">
-    <w:name w:val="Table"/>
-    <w:pPr>
-      <w:spacing w:before="0" w:after="0"/>
-    </w:pPr>
-    <w:tblPr>
-      <w:tblBorders>
-        <w:top w:val="nil"/>
-        <w:left w:val="nil"/>
-        <w:bottom w:val="nil"/>
-        <w:right w:val="nil"/>
-        <w:insideH w:val="nil"/>
-        <w:insideV w:val="nil"/>
-      </w:tblBorders>
-      <w:tblCellMar>
-        <w:left w:w="0" w:type="dxa"/>
-        <w:right w:w="0" w:type="dxa"/>
-      </w:tblCellMar>
-    </w:tblPr>
-  </w:style>
-  <w:style w:type="paragraph" w:customStyle="1" w:styleId="Centered">
-    <w:name w:val="Centered"/>
-    <w:basedOn w:val="Normal"/>
-    <w:qFormat/>
-    <w:pPr>
-      <w:jc w:val="center"/>
-    </w:pPr>
-  </w:style>
-  <w:style w:type="paragraph" w:customStyle="1" w:styleId="Single">
-    <w:name w:val="Single"/>
-    <w:basedOn w:val="Normal"/>
-    <w:qFormat/>
-  </w:style>
-  <w:style w:type="paragraph" w:customStyle="1" w:styleId="SingleKeep">
-    <w:name w:val="SingleKeep"/>
-    <w:basedOn w:val="Single"/>
-    <w:qFormat/>
-    <w:pPr>
-      <w:keepNext/>
-      <w:keepLines/>
-    </w:pPr>
-  </w:style>
-  <w:style w:type="paragraph" w:customStyle="1" w:styleId="CaptionLeft">
-    <w:name w:val="CaptionLeft"/>
-    <w:basedOn w:val="Single"/>
-    <w:qFormat/>
-    <w:pPr>
-      <w:pBdr>
-        <w:right w:val="single" w:sz="6" w:space="0" w:color="000000"/>
-      </w:pBdr>
-      <w:ind w:right="240"/>
-    </w:pPr>
-  </w:style>
-  <w:style w:type="paragraph" w:customStyle="1" w:styleId="CaptionEnd">
-    <w:name w:val="CaptionEnd"/>
-    <w:basedOn w:val="CaptionLeft"/>
-    <w:qFormat/>
-    <w:pPr>
-      <w:pBdr>
-        <w:bottom w:val="single" w:sz="6" w:space="1" w:color="000000"/>
-        <w:right w:val="single" w:sz="6" w:space="0" w:color="000000"/>
-      </w:pBdr>
-      <w:spacing w:before="0" w:after="0" w:line="240" w:lineRule="exact"/>
-    </w:pPr>
-  </w:style>
-  <w:style w:type="paragraph" w:customStyle="1" w:styleId="CaptionIndent12">
-    <w:name w:val="CaptionIndent12"/>
-    <w:basedOn w:val="CaptionLeft"/>
-    <w:qFormat/>
-    <w:pPr>
-      <w:ind w:left="1728" w:right="240"/>
-    </w:pPr>
-  </w:style>
-  <w:style w:type="paragraph" w:customStyle="1" w:styleId="CaptionIndent18">
-    <w:name w:val="CaptionIndent18"/>
-    <w:basedOn w:val="CaptionLeft"/>
-    <w:qFormat/>
-    <w:pPr>
-      <w:ind w:left="2592" w:right="240"/>
-    </w:pPr>
-  </w:style>
-  <w:style w:type="paragraph" w:customStyle="1" w:styleId="CaptionGap">
-    <w:name w:val="CaptionGap"/>
-    <w:basedOn w:val="CaptionLeft"/>
-    <w:qFormat/>
-    <w:pPr>
-      <w:spacing w:before="0" w:after="0" w:line="240" w:lineRule="exact"/>
-    </w:pPr>
-  </w:style>
-  <w:style w:type="paragraph" w:customStyle="1" w:styleId="BodyKeep">
-    <w:name w:val="BodyKeep"/>
-    <w:basedOn w:val="BodyText"/>
-    <w:qFormat/>
-    <w:pPr>
-      <w:keepNext/>
-    </w:pPr>
-  </w:style>
-  <w:style w:type="paragraph" w:customStyle="1" w:styleId="CaptionRight">
-    <w:name w:val="CaptionRight"/>
-    <w:basedOn w:val="Single"/>
-    <w:qFormat/>
-    <w:pPr>
-      <w:ind w:left="240"/>
-    </w:pPr>
-  </w:style>
-  <w:style w:type="paragraph" w:customStyle="1" w:styleId="Gap6">
-    <w:name w:val="Gap6"/>
-    <w:basedOn w:val="Normal"/>
-    <w:pPr>
-      <w:spacing w:before="0" w:after="0" w:line="120" w:lineRule="exact"/>
-    </w:pPr>
-  </w:style>
-  <w:style w:type="paragraph" w:customStyle="1" w:styleId="Gap12">
-    <w:name w:val="Gap12"/>
-    <w:basedOn w:val="Normal"/>
-    <w:pPr>
-      <w:spacing w:before="0" w:after="0" w:line="240" w:lineRule="exact"/>
-    </w:pPr>
-  </w:style>
-  <w:style w:type="paragraph" w:customStyle="1" w:styleId="GapKeep12">
-    <w:name w:val="GapKeep12"/>
-    <w:basedOn w:val="Gap12"/>
-    <w:qFormat/>
-    <w:pPr>
-      <w:keepNext/>
-    </w:pPr>
-  </w:style>
-  <w:style w:type="paragraph" w:customStyle="1" w:styleId="GapKeep24">
-    <w:name w:val="GapKeep24"/>
-    <w:basedOn w:val="Gap24"/>
-    <w:qFormat/>
-    <w:pPr>
-      <w:keepNext/>
-    </w:pPr>
-  </w:style>
-  <w:style w:type="paragraph" w:customStyle="1" w:styleId="Gap24">
-    <w:name w:val="Gap24"/>
-    <w:basedOn w:val="Normal"/>
-    <w:pPr>
-      <w:spacing w:before="0" w:after="0" w:line="480" w:lineRule="exact"/>
-    </w:pPr>
-  </w:style>
-  <w:style w:type="paragraph" w:customStyle="1" w:styleId="DocTitle">
-    <w:name w:val="DocTitle"/>
-    <w:basedOn w:val="Normal"/>
-    <w:qFormat/>
-    <w:pPr>
-      <w:keepNext/>
-      <w:jc w:val="center"/>
-    </w:pPr>
-    <w:rPr>
-      <w:b/>
-      <w:bCs/>
-    </w:rPr>
-  </w:style>
-  <w:style w:type="paragraph" w:customStyle="1" w:styleId="Signature">
-    <w:name w:val="Signature"/>
-    <w:basedOn w:val="SingleKeep"/>
-    <w:qFormat/>
   </w:style>
   <w:style w:type="paragraph" w:customStyle="1" w:styleId="SourceCode">
     <w:name w:val="Source Code"/>
